--- a/tests/corpus_v2/docs/cx_agency_0025.docx
+++ b/tests/corpus_v2/docs/cx_agency_0025.docx
@@ -21,7 +21,13 @@
         <w:rPr>
           <w:b/>
         </w:rPr>
-        <w:t xml:space="preserve">№ 109/2024-С</w:t>
+        <w:t xml:space="preserve">№ </w:t>
+      </w:r>
+      <w:r>
+        <w:rPr>
+          <w:b/>
+        </w:rPr>
+        <w:t xml:space="preserve">55/2024-С</w:t>
       </w:r>
     </w:p>
     <w:p/>
@@ -33,7 +39,7 @@
         <w:t xml:space="preserve">     </w:t>
       </w:r>
       <w:r>
-        <w:t xml:space="preserve">«19» июля 2024 г.</w:t>
+        <w:t xml:space="preserve">19.08.2024</w:t>
       </w:r>
     </w:p>
     <w:p/>
@@ -108,10 +114,10 @@
         <w:t xml:space="preserve">, именуемая в дальнейшем «Принципал»</w:t>
       </w:r>
       <w:r>
-        <w:t xml:space="preserve">, с другой стороны, совместно именуемые «Стороны», заключили настоящий </w:t>
-      </w:r>
-      <w:r>
-        <w:t xml:space="preserve">Договор № 69/2023-П</w:t>
+        <w:t xml:space="preserve">, с другой стороны, совместно именуемые «Стороны», заключили настоящий Договор № </w:t>
+      </w:r>
+      <w:r>
+        <w:t xml:space="preserve">80618/840-сс</w:t>
       </w:r>
       <w:r>
         <w:t xml:space="preserve"> (далее — Договор) о нижеследующем:</w:t>
@@ -150,7 +156,7 @@
         <w:t xml:space="preserve">Агентское вознаграждение: </w:t>
       </w:r>
       <w:r>
-        <w:t xml:space="preserve">0,1 (одной десятой) % от цены Договора</w:t>
+        <w:t xml:space="preserve">0,1 (одна десятая процента) % годовых</w:t>
       </w:r>
       <w:r>
         <w:t xml:space="preserve">. Вознаграждение исчисляется от суммы заключённых сделок.</w:t>
@@ -178,7 +184,13 @@
         <w:t xml:space="preserve">2.1. Общая цена Договора: </w:t>
       </w:r>
       <w:r>
-        <w:t xml:space="preserve">не менее 10 000 000 (Десяти миллионов) рублей</w:t>
+        <w:t xml:space="preserve">185000 (сто восемьдесят пять тысяч) рублей 00 копеек</w:t>
+      </w:r>
+      <w:r>
+        <w:t xml:space="preserve">, </w:t>
+      </w:r>
+      <w:r>
+        <w:t xml:space="preserve">Без НДС</w:t>
       </w:r>
       <w:r>
         <w:t xml:space="preserve">.</w:t>
@@ -189,7 +201,7 @@
         <w:t xml:space="preserve">2.2. Налог: </w:t>
       </w:r>
       <w:r>
-        <w:t xml:space="preserve">0,2% за каждый день просрочки</w:t>
+        <w:t xml:space="preserve">18% от цены Договора</w:t>
       </w:r>
       <w:r>
         <w:t xml:space="preserve">.</w:t>
@@ -200,7 +212,7 @@
         <w:t xml:space="preserve">2.3. Срок оплаты — </w:t>
       </w:r>
       <w:r>
-        <w:t xml:space="preserve">в течение 15 банковских дней с даты подписания Сторонами акта сдачи-приемки оказанных услуг</w:t>
+        <w:t xml:space="preserve">в течение 60 (Шестидесяти) банковских дней</w:t>
       </w:r>
       <w:r>
         <w:t xml:space="preserve">.</w:t>
@@ -220,7 +232,7 @@
         <w:t xml:space="preserve">, артикул </w:t>
       </w:r>
       <w:r>
-        <w:t xml:space="preserve">RM-3219-11</w:t>
+        <w:t xml:space="preserve">RM-7882-94</w:t>
       </w:r>
       <w:r>
         <w:t xml:space="preserve">, код </w:t>
@@ -280,7 +292,13 @@
         <w:t xml:space="preserve">. Цена — </w:t>
       </w:r>
       <w:r>
-        <w:t xml:space="preserve">Двадцать девять миллионов триста семнадцать тысяч триста восемьдесят три рубля 00 копеек</w:t>
+        <w:t xml:space="preserve">89 600 000,63 ₽</w:t>
+      </w:r>
+      <w:r>
+        <w:t xml:space="preserve">, в т.ч. НДС </w:t>
+      </w:r>
+      <w:r>
+        <w:t xml:space="preserve">18%</w:t>
       </w:r>
       <w:r>
         <w:t xml:space="preserve">.</w:t>
@@ -300,7 +318,7 @@
         <w:t xml:space="preserve">3.1. Место исполнения обязательств: </w:t>
       </w:r>
       <w:r>
-        <w:t xml:space="preserve">143400, г. Красногорск, наб. Ленинградская, д. 72, кв. 53</w:t>
+        <w:t xml:space="preserve">614000, г. Пермь, ул. Ленинградская, д. 29, кв. 80</w:t>
       </w:r>
       <w:r>
         <w:t xml:space="preserve">.</w:t>
@@ -317,7 +335,7 @@
         <w:t xml:space="preserve"> по телефону </w:t>
       </w:r>
       <w:r>
-        <w:t xml:space="preserve">+7 (495) 919-53-42</w:t>
+        <w:t xml:space="preserve">+7 (812) 875-29-81</w:t>
       </w:r>
       <w:r>
         <w:t xml:space="preserve">.</w:t>
@@ -328,7 +346,7 @@
         <w:t xml:space="preserve">3.3. Срок исполнения обязательств — </w:t>
       </w:r>
       <w:r>
-        <w:t xml:space="preserve">в течение 7 рабочих дней с момента выставления счета</w:t>
+        <w:t xml:space="preserve">в течение трех месяцев с даты подписания Сторонами акта сдачи-приемки оказанных услуг</w:t>
       </w:r>
       <w:r>
         <w:t xml:space="preserve">.</w:t>
@@ -359,13 +377,19 @@
         <w:t xml:space="preserve">Размер неустойки за нарушение сроков оплаты: </w:t>
       </w:r>
       <w:r>
-        <w:t xml:space="preserve">0,3% от стоимости</w:t>
+        <w:t xml:space="preserve">10 (десять) процентов от стоимости неоплаченных работ</w:t>
+      </w:r>
+      <w:r>
+        <w:t xml:space="preserve">, но не более </w:t>
+      </w:r>
+      <w:r>
+        <w:t xml:space="preserve">10 (десять) процентов от цены Договора</w:t>
       </w:r>
       <w:r>
         <w:t xml:space="preserve">. Предельный размер ответственности: </w:t>
       </w:r>
       <w:r>
-        <w:t xml:space="preserve">9% годовых</w:t>
+        <w:t xml:space="preserve">1/150 ключевой ставки ЦБ РФ за каждый день просрочки</w:t>
       </w:r>
       <w:r>
         <w:t xml:space="preserve">.</w:t>
@@ -387,7 +411,7 @@
         <w:t xml:space="preserve">Сторона, для которой создалась невозможность исполнения, обязана уведомить другую Сторону. Срок уведомления — </w:t>
       </w:r>
       <w:r>
-        <w:t xml:space="preserve">в течение 20 рабочих дней с момента подписания акта</w:t>
+        <w:t xml:space="preserve">в течение 14 банковских дней с момента выставления счета</w:t>
       </w:r>
       <w:r>
         <w:t xml:space="preserve">.</w:t>
@@ -401,68 +425,79 @@
         <w:t xml:space="preserve">Все споры и разногласия решаются путём переговоров. Претензионный порядок обязателен, срок ответа на претензию — </w:t>
       </w:r>
       <w:r>
-        <w:t xml:space="preserve">60 дней с момента заключения контракта</w:t>
-      </w:r>
-      <w:r>
-        <w:t xml:space="preserve">.</w:t>
-      </w:r>
-    </w:p>
-    <w:p/>
-    <w:p/>
-    <w:p/>
-    <w:p>
-      <w:r>
-        <w:rPr>
-          <w:b/>
-        </w:rPr>
-        <w:t xml:space="preserve">11. УСЛОВИЯ, ОФОРМЛЕННЫЕ СРЕДСТВАМИ РЕДАКТОРА</w:t>
-      </w:r>
-    </w:p>
-    <w:p>
-      <w:r>
-        <w:t xml:space="preserve">11.1. Цена с учётом протокола разногласий: </w:t>
-      </w:r>
-      <w:ins w:id="1" w:author="Юрист" w:date="2024-01-01T00:00:00Z">
-        <w:r>
-          <w:t xml:space="preserve">100 000 ₽</w:t>
-        </w:r>
-      </w:ins>
-      <w:r>
-        <w:t xml:space="preserve">.</w:t>
-      </w:r>
-    </w:p>
-    <w:p>
-      <w:r>
-        <w:t xml:space="preserve">11.2. Срок (составное поле): </w:t>
-      </w:r>
-      <w:r>
-        <w:fldChar w:fldCharType="begin"/>
-      </w:r>
-      <w:r>
-        <w:instrText xml:space="preserve"> REF value \h </w:instrText>
-      </w:r>
-      <w:r>
-        <w:fldChar w:fldCharType="separate"/>
-      </w:r>
-      <w:r>
-        <w:t xml:space="preserve">25 рабочих дней с момента поступления денежных средств на расчетный счет</w:t>
-      </w:r>
-      <w:r>
-        <w:fldChar w:fldCharType="end"/>
-      </w:r>
-      <w:r>
-        <w:t xml:space="preserve">.</w:t>
-      </w:r>
-    </w:p>
-    <w:p>
-      <w:r>
-        <w:rPr>
-          <w:b/>
-        </w:rPr>
-        <w:t xml:space="preserve">РЕКВИЗИТЫ И ПОДПИСИ СТОРОН</w:t>
-      </w:r>
-    </w:p>
-    <w:p/>
+        <w:t xml:space="preserve">не позднее 16.01.2026</w:t>
+      </w:r>
+      <w:r>
+        <w:t xml:space="preserve">.</w:t>
+      </w:r>
+    </w:p>
+    <w:p/>
+    <w:p/>
+    <w:p/>
+    <w:p>
+      <w:r>
+        <w:rPr>
+          <w:b/>
+        </w:rPr>
+        <w:t xml:space="preserve">9. КОНТРОЛЬНЫЕ ВЕЛИЧИНЫ</w:t>
+      </w:r>
+    </w:p>
+    <w:p>
+      <w:r>
+        <w:t xml:space="preserve">9.1. Контрольная запись: </w:t>
+      </w:r>
+      <w:r>
+        <w:rPr>
+          <w:b/>
+        </w:rPr>
+        <w:t xml:space="preserve">Три миллиона восемьсот тысяч рублей 0</w:t>
+      </w:r>
+      <w:r>
+        <w:t xml:space="preserve">0 копеек</w:t>
+      </w:r>
+      <w:r>
+        <w:t xml:space="preserve">.</w:t>
+      </w:r>
+    </w:p>
+    <w:p>
+      <w:r>
+        <w:t xml:space="preserve">9.2. Контрольная запись: </w:t>
+      </w:r>
+      <w:r>
+        <w:rPr>
+          <w:b/>
+        </w:rPr>
+        <w:t xml:space="preserve">1/1</w:t>
+      </w:r>
+      <w:r>
+        <w:t xml:space="preserve">30 ключевой ставки ЦБ РФ годовых</w:t>
+      </w:r>
+      <w:r>
+        <w:t xml:space="preserve">.</w:t>
+      </w:r>
+    </w:p>
+    <w:p>
+      <w:r>
+        <w:t xml:space="preserve">9.3. Контрольная запись: </w:t>
+      </w:r>
+      <w:r>
+        <w:rPr>
+          <w:b/>
+        </w:rPr>
+        <w:t xml:space="preserve">в течение 1</w:t>
+      </w:r>
+      <w:r>
+        <w:t xml:space="preserve">0 рабочих дней с момента заключения контракта</w:t>
+      </w:r>
+      <w:r>
+        <w:t xml:space="preserve">.</w:t>
+      </w:r>
+    </w:p>
+    <w:p>
+      <w:r>
+        <w:t xml:space="preserve">9.4. Контрольная запись (таблица):</w:t>
+      </w:r>
+    </w:p>
     <w:tbl>
       <w:tblPr>
         <w:tblW w:w="9360" w:type="dxa"/>
@@ -486,87 +521,7 @@
           </w:tcPr>
           <w:p>
             <w:r>
-              <w:rPr>
-                <w:b/>
-              </w:rPr>
-              <w:t xml:space="preserve">Агент:</w:t>
-            </w:r>
-          </w:p>
-          <w:p>
-            <w:r>
-              <w:t xml:space="preserve">Виноградов Егор Андреевич</w:t>
-            </w:r>
-          </w:p>
-          <w:p>
-            <w:r>
-              <w:t xml:space="preserve">Дата рождения: </w:t>
-            </w:r>
-            <w:r>
-              <w:t xml:space="preserve">27.10.1962</w:t>
-            </w:r>
-          </w:p>
-          <w:p>
-            <w:r>
-              <w:t xml:space="preserve">Адрес регистрации: </w:t>
-            </w:r>
-            <w:r>
-              <w:t xml:space="preserve">170100, г. Тверь, бул. Кирова, д. 28, кв. 25</w:t>
-            </w:r>
-          </w:p>
-          <w:p>
-            <w:r>
-              <w:t xml:space="preserve">Паспорт </w:t>
-            </w:r>
-            <w:r>
-              <w:t xml:space="preserve">78 03 036875</w:t>
-            </w:r>
-            <w:r>
-              <w:t xml:space="preserve">, выдан ОВД «Тропарёво» г. Москвы 04.06.2012</w:t>
-            </w:r>
-            <w:r>
-              <w:t xml:space="preserve">, код подразделения </w:t>
-            </w:r>
-            <w:r>
-              <w:t xml:space="preserve">981-086</w:t>
-            </w:r>
-          </w:p>
-          <w:p>
-            <w:r>
-              <w:t xml:space="preserve">СНИЛС </w:t>
-            </w:r>
-            <w:r>
-              <w:t xml:space="preserve">162-677-859 11</w:t>
-            </w:r>
-            <w:r>
-              <w:t xml:space="preserve"> ИНН </w:t>
-            </w:r>
-            <w:r>
-              <w:t xml:space="preserve">817855612651</w:t>
-            </w:r>
-          </w:p>
-          <w:p>
-            <w:r>
-              <w:t xml:space="preserve">Тел.: </w:t>
-            </w:r>
-            <w:r>
-              <w:t xml:space="preserve">+7 (499) 852-30-18</w:t>
-            </w:r>
-          </w:p>
-          <w:p>
-            <w:r>
-              <w:t xml:space="preserve">E-mail: </w:t>
-            </w:r>
-            <w:r>
-              <w:t xml:space="preserve">vinogradov@bk.ru</w:t>
-            </w:r>
-          </w:p>
-          <w:p/>
-          <w:p>
-            <w:r>
-              <w:t xml:space="preserve">______________ </w:t>
-            </w:r>
-            <w:r>
-              <w:t xml:space="preserve">Виноградов Е. А.</w:t>
+              <w:t xml:space="preserve">8/1</w:t>
             </w:r>
           </w:p>
         </w:tc>
@@ -576,6 +531,180 @@
           </w:tcPr>
           <w:p>
             <w:r>
+              <w:t xml:space="preserve">6</w:t>
+            </w:r>
+          </w:p>
+        </w:tc>
+      </w:tr>
+    </w:tbl>
+    <w:p/>
+    <w:p/>
+    <w:p>
+      <w:r>
+        <w:rPr>
+          <w:b/>
+        </w:rPr>
+        <w:t xml:space="preserve">11. УСЛОВИЯ, ОФОРМЛЕННЫЕ СРЕДСТВАМИ РЕДАКТОРА</w:t>
+      </w:r>
+    </w:p>
+    <w:p>
+      <w:r>
+        <w:t xml:space="preserve">11.1. Цена с учётом протокола разногласий: </w:t>
+      </w:r>
+      <w:ins w:id="1" w:author="Юрист" w:date="2024-01-01T00:00:00Z">
+        <w:r>
+          <w:t xml:space="preserve">____ руб. (_____)_____ коп., включая НДС ___ руб. (_____)_____ коп.</w:t>
+        </w:r>
+      </w:ins>
+      <w:r>
+        <w:t xml:space="preserve">.</w:t>
+      </w:r>
+    </w:p>
+    <w:p>
+      <w:r>
+        <w:t xml:space="preserve">11.2. Срок (составное поле): </w:t>
+      </w:r>
+      <w:r>
+        <w:fldChar w:fldCharType="begin"/>
+      </w:r>
+      <w:r>
+        <w:instrText xml:space="preserve"> REF value \h </w:instrText>
+      </w:r>
+      <w:r>
+        <w:fldChar w:fldCharType="separate"/>
+      </w:r>
+      <w:r>
+        <w:t xml:space="preserve">в течение 5 (Пяти) дней с момента выставления счета</w:t>
+      </w:r>
+      <w:r>
+        <w:fldChar w:fldCharType="end"/>
+      </w:r>
+      <w:r>
+        <w:t xml:space="preserve">.</w:t>
+      </w:r>
+    </w:p>
+    <w:p>
+      <w:r>
+        <w:rPr>
+          <w:b/>
+        </w:rPr>
+        <w:t xml:space="preserve">РЕКВИЗИТЫ И ПОДПИСИ СТОРОН</w:t>
+      </w:r>
+    </w:p>
+    <w:p/>
+    <w:tbl>
+      <w:tblPr>
+        <w:tblW w:w="9360" w:type="dxa"/>
+        <w:tblBorders>
+          <w:top w:val="single" w:sz="4" w:color="auto"/>
+          <w:left w:val="single" w:sz="4" w:color="auto"/>
+          <w:bottom w:val="single" w:sz="4" w:color="auto"/>
+          <w:right w:val="single" w:sz="4" w:color="auto"/>
+          <w:insideH w:val="single" w:sz="4" w:color="auto"/>
+          <w:insideV w:val="single" w:sz="4" w:color="auto"/>
+        </w:tblBorders>
+      </w:tblPr>
+      <w:tblGrid>
+        <w:gridCol w:w="4680"/>
+        <w:gridCol w:w="4680"/>
+      </w:tblGrid>
+      <w:tr>
+        <w:tc>
+          <w:tcPr>
+            <w:tcW w:w="4680" w:type="dxa"/>
+          </w:tcPr>
+          <w:p>
+            <w:r>
+              <w:rPr>
+                <w:b/>
+              </w:rPr>
+              <w:t xml:space="preserve">Агент:</w:t>
+            </w:r>
+          </w:p>
+          <w:p>
+            <w:r>
+              <w:t xml:space="preserve">Виноградов Егор Андреевич</w:t>
+            </w:r>
+          </w:p>
+          <w:p>
+            <w:r>
+              <w:t xml:space="preserve">Дата рождения: </w:t>
+            </w:r>
+            <w:r>
+              <w:t xml:space="preserve">27.10.1962</w:t>
+            </w:r>
+          </w:p>
+          <w:p>
+            <w:r>
+              <w:t xml:space="preserve">Адрес регистрации: </w:t>
+            </w:r>
+            <w:r>
+              <w:t xml:space="preserve">170100, г. Тверь, проезд Гагарина, д. 9, кв. 139</w:t>
+            </w:r>
+          </w:p>
+          <w:p>
+            <w:r>
+              <w:t xml:space="preserve">Паспорт </w:t>
+            </w:r>
+            <w:r>
+              <w:t xml:space="preserve">78 03 036875</w:t>
+            </w:r>
+            <w:r>
+              <w:t xml:space="preserve">, выдан ОВД «Тропарёво» г. Москвы 04.06.2012</w:t>
+            </w:r>
+            <w:r>
+              <w:t xml:space="preserve">, код подразделения </w:t>
+            </w:r>
+            <w:r>
+              <w:t xml:space="preserve">981-086</w:t>
+            </w:r>
+          </w:p>
+          <w:p>
+            <w:r>
+              <w:t xml:space="preserve">СНИЛС </w:t>
+            </w:r>
+            <w:r>
+              <w:t xml:space="preserve">162-677-859 11</w:t>
+            </w:r>
+            <w:r>
+              <w:t xml:space="preserve"> ИНН </w:t>
+            </w:r>
+            <w:r>
+              <w:t xml:space="preserve">817855612651</w:t>
+            </w:r>
+          </w:p>
+          <w:p>
+            <w:r>
+              <w:t xml:space="preserve">Тел.: </w:t>
+            </w:r>
+            <w:r>
+              <w:t xml:space="preserve">+7 (383) 767-10-85</w:t>
+            </w:r>
+          </w:p>
+          <w:p>
+            <w:r>
+              <w:t xml:space="preserve">E-mail: </w:t>
+            </w:r>
+            <w:r>
+              <w:t xml:space="preserve">vinogradov@list.ru</w:t>
+            </w:r>
+          </w:p>
+          <w:p/>
+          <w:p>
+            <w:r>
+              <w:t xml:space="preserve">______________ </w:t>
+            </w:r>
+            <w:r>
+              <w:t xml:space="preserve">Виноградов Е. А.</w:t>
+            </w:r>
+          </w:p>
+        </w:tc>
+        <w:tc>
+          <w:tcPr>
+            <w:tcW w:w="4680" w:type="dxa"/>
+          </w:tcPr>
+          <w:p>
+            <w:r>
               <w:rPr>
                 <w:b/>
               </w:rPr>
@@ -600,7 +729,7 @@
               <w:t xml:space="preserve">Адрес регистрации: </w:t>
             </w:r>
             <w:r>
-              <w:t xml:space="preserve">443010, г. Самара, ш. Ленина, д. 81, кв. 86</w:t>
+              <w:t xml:space="preserve">630099, г. Новосибирск, наб. Лесная, д. 15, кв. 54</w:t>
             </w:r>
           </w:p>
           <w:p>
@@ -639,7 +768,7 @@
               <w:t xml:space="preserve">Тел.: </w:t>
             </w:r>
             <w:r>
-              <w:t xml:space="preserve">+7 (812) 599-90-24</w:t>
+              <w:t xml:space="preserve">+7 (843) 563-18-92</w:t>
             </w:r>
           </w:p>
           <w:p>

--- a/tests/corpus_v2/docs/cx_agency_0025.docx
+++ b/tests/corpus_v2/docs/cx_agency_0025.docx
@@ -27,19 +27,19 @@
         <w:rPr>
           <w:b/>
         </w:rPr>
-        <w:t xml:space="preserve">55/2024-С</w:t>
-      </w:r>
-    </w:p>
-    <w:p/>
-    <w:p>
-      <w:r>
-        <w:t xml:space="preserve">г. Санкт-Петербург</w:t>
+        <w:t xml:space="preserve">64/24</w:t>
+      </w:r>
+    </w:p>
+    <w:p/>
+    <w:p>
+      <w:r>
+        <w:t xml:space="preserve">г. Новосибирск</w:t>
       </w:r>
       <w:r>
         <w:t xml:space="preserve">     </w:t>
       </w:r>
       <w:r>
-        <w:t xml:space="preserve">19.08.2024</w:t>
+        <w:t xml:space="preserve">03.10.2024</w:t>
       </w:r>
     </w:p>
     <w:p/>
@@ -117,7 +117,7 @@
         <w:t xml:space="preserve">, с другой стороны, совместно именуемые «Стороны», заключили настоящий Договор № </w:t>
       </w:r>
       <w:r>
-        <w:t xml:space="preserve">80618/840-сс</w:t>
+        <w:t xml:space="preserve">46Ф-70619/15-098Д</w:t>
       </w:r>
       <w:r>
         <w:t xml:space="preserve"> (далее — Договор) о нижеследующем:</w:t>
@@ -184,7 +184,7 @@
         <w:t xml:space="preserve">2.1. Общая цена Договора: </w:t>
       </w:r>
       <w:r>
-        <w:t xml:space="preserve">185000 (сто восемьдесят пять тысяч) рублей 00 копеек</w:t>
+        <w:t xml:space="preserve">867000 (восемьсот шестьдесят семь тысяч) рублей 50 копеек</w:t>
       </w:r>
       <w:r>
         <w:t xml:space="preserve">, </w:t>
@@ -212,7 +212,7 @@
         <w:t xml:space="preserve">2.3. Срок оплаты — </w:t>
       </w:r>
       <w:r>
-        <w:t xml:space="preserve">в течение 60 (Шестидесяти) банковских дней</w:t>
+        <w:t xml:space="preserve">в течение 30 (Тридцати) банковских дней</w:t>
       </w:r>
       <w:r>
         <w:t xml:space="preserve">.</w:t>
@@ -232,7 +232,7 @@
         <w:t xml:space="preserve">, артикул </w:t>
       </w:r>
       <w:r>
-        <w:t xml:space="preserve">RM-7882-94</w:t>
+        <w:t xml:space="preserve">RM-9366-73</w:t>
       </w:r>
       <w:r>
         <w:t xml:space="preserve">, код </w:t>
@@ -292,7 +292,7 @@
         <w:t xml:space="preserve">. Цена — </w:t>
       </w:r>
       <w:r>
-        <w:t xml:space="preserve">89 600 000,63 ₽</w:t>
+        <w:t xml:space="preserve">680 000,01 ₽</w:t>
       </w:r>
       <w:r>
         <w:t xml:space="preserve">, в т.ч. НДС </w:t>
@@ -318,7 +318,7 @@
         <w:t xml:space="preserve">3.1. Место исполнения обязательств: </w:t>
       </w:r>
       <w:r>
-        <w:t xml:space="preserve">614000, г. Пермь, ул. Ленинградская, д. 29, кв. 80</w:t>
+        <w:t xml:space="preserve">420111, г. Казань, пер. Октябрьская, д. 20, кв. 183</w:t>
       </w:r>
       <w:r>
         <w:t xml:space="preserve">.</w:t>
@@ -335,7 +335,7 @@
         <w:t xml:space="preserve"> по телефону </w:t>
       </w:r>
       <w:r>
-        <w:t xml:space="preserve">+7 (812) 875-29-81</w:t>
+        <w:t xml:space="preserve">+7 (383) 309-23-53</w:t>
       </w:r>
       <w:r>
         <w:t xml:space="preserve">.</w:t>
@@ -346,7 +346,7 @@
         <w:t xml:space="preserve">3.3. Срок исполнения обязательств — </w:t>
       </w:r>
       <w:r>
-        <w:t xml:space="preserve">в течение трех месяцев с даты подписания Сторонами акта сдачи-приемки оказанных услуг</w:t>
+        <w:t xml:space="preserve">в течение двенадцати месяцев с даты подписания Сторонами акта сдачи-приемки оказанных услуг</w:t>
       </w:r>
       <w:r>
         <w:t xml:space="preserve">.</w:t>
@@ -377,13 +377,13 @@
         <w:t xml:space="preserve">Размер неустойки за нарушение сроков оплаты: </w:t>
       </w:r>
       <w:r>
-        <w:t xml:space="preserve">10 (десять) процентов от стоимости неоплаченных работ</w:t>
+        <w:t xml:space="preserve">15 (пятнадцать) процентов от стоимости неоплаченных работ</w:t>
       </w:r>
       <w:r>
         <w:t xml:space="preserve">, но не более </w:t>
       </w:r>
       <w:r>
-        <w:t xml:space="preserve">10 (десять) процентов от цены Договора</w:t>
+        <w:t xml:space="preserve">5 (пять) процентов от цены Договора</w:t>
       </w:r>
       <w:r>
         <w:t xml:space="preserve">. Предельный размер ответственности: </w:t>
@@ -411,7 +411,7 @@
         <w:t xml:space="preserve">Сторона, для которой создалась невозможность исполнения, обязана уведомить другую Сторону. Срок уведомления — </w:t>
       </w:r>
       <w:r>
-        <w:t xml:space="preserve">в течение 14 банковских дней с момента выставления счета</w:t>
+        <w:t xml:space="preserve">в течение 20 банковских дней с момента выставления счета</w:t>
       </w:r>
       <w:r>
         <w:t xml:space="preserve">.</w:t>
@@ -425,7 +425,7 @@
         <w:t xml:space="preserve">Все споры и разногласия решаются путём переговоров. Претензионный порядок обязателен, срок ответа на претензию — </w:t>
       </w:r>
       <w:r>
-        <w:t xml:space="preserve">не позднее 16.01.2026</w:t>
+        <w:t xml:space="preserve">не позднее 01.09.2026</w:t>
       </w:r>
       <w:r>
         <w:t xml:space="preserve">.</w:t>
@@ -450,7 +450,7 @@
         <w:rPr>
           <w:b/>
         </w:rPr>
-        <w:t xml:space="preserve">Три миллиона восемьсот тысяч рублей 0</w:t>
+        <w:t xml:space="preserve">Сто пятьдесят пять тысяч рублей 0</w:t>
       </w:r>
       <w:r>
         <w:t xml:space="preserve">0 копеек</w:t>
@@ -521,7 +521,7 @@
           </w:tcPr>
           <w:p>
             <w:r>
-              <w:t xml:space="preserve">8/1</w:t>
+              <w:t xml:space="preserve">13/20</w:t>
             </w:r>
           </w:p>
         </w:tc>
@@ -531,12 +531,29 @@
           </w:tcPr>
           <w:p>
             <w:r>
-              <w:t xml:space="preserve">6</w:t>
+              <w:t xml:space="preserve">23-А</w:t>
             </w:r>
           </w:p>
         </w:tc>
       </w:tr>
     </w:tbl>
+    <w:p>
+      <w:r>
+        <w:t xml:space="preserve">9.5. Цена по протоколу разногласий: </w:t>
+      </w:r>
+      <w:r>
+        <w:t xml:space="preserve">2900000</w:t>
+      </w:r>
+      <w:r>
+        <w:t xml:space="preserve">, а прописью: </w:t>
+      </w:r>
+      <w:r>
+        <w:t xml:space="preserve">два девятьсот тысяч рублей</w:t>
+      </w:r>
+      <w:r>
+        <w:t xml:space="preserve">.</w:t>
+      </w:r>
+    </w:p>
     <w:p/>
     <w:p/>
     <w:p>
@@ -553,9 +570,19 @@
       </w:r>
       <w:ins w:id="1" w:author="Юрист" w:date="2024-01-01T00:00:00Z">
         <w:r>
-          <w:t xml:space="preserve">____ руб. (_____)_____ коп., включая НДС ___ руб. (_____)_____ коп.</w:t>
+          <w:t xml:space="preserve">не менее 60 200 000 (Шестидесяти миллионов двухсот тысяч) рублей</w:t>
         </w:r>
       </w:ins>
+      <w:ins w:id="2" w:author="Юрист" w:date="2024-01-01T00:00:00Z">
+        <w:r>
+          <w:t xml:space="preserve">, в т.ч. НДС </w:t>
+        </w:r>
+      </w:ins>
+      <w:ins w:id="3" w:author="Юрист" w:date="2024-01-01T00:00:00Z">
+        <w:r>
+          <w:t xml:space="preserve">18%</w:t>
+        </w:r>
+      </w:ins>
       <w:r>
         <w:t xml:space="preserve">.</w:t>
       </w:r>
@@ -574,7 +601,7 @@
         <w:fldChar w:fldCharType="separate"/>
       </w:r>
       <w:r>
-        <w:t xml:space="preserve">в течение 5 (Пяти) дней с момента выставления счета</w:t>
+        <w:t xml:space="preserve">в течение 3 (Трёх) дней с момента выставления счета</w:t>
       </w:r>
       <w:r>
         <w:fldChar w:fldCharType="end"/>
@@ -639,7 +666,7 @@
               <w:t xml:space="preserve">Адрес регистрации: </w:t>
             </w:r>
             <w:r>
-              <w:t xml:space="preserve">170100, г. Тверь, проезд Гагарина, д. 9, кв. 139</w:t>
+              <w:t xml:space="preserve">443010, г. Самара, пер. Садовая, д. 63, кв. 161</w:t>
             </w:r>
           </w:p>
           <w:p>
@@ -678,7 +705,7 @@
               <w:t xml:space="preserve">Тел.: </w:t>
             </w:r>
             <w:r>
-              <w:t xml:space="preserve">+7 (383) 767-10-85</w:t>
+              <w:t xml:space="preserve">+7 (495) 313-60-67</w:t>
             </w:r>
           </w:p>
           <w:p>
@@ -686,7 +713,7 @@
               <w:t xml:space="preserve">E-mail: </w:t>
             </w:r>
             <w:r>
-              <w:t xml:space="preserve">vinogradov@list.ru</w:t>
+              <w:t xml:space="preserve">vinogradov@mail.ru</w:t>
             </w:r>
           </w:p>
           <w:p/>
@@ -729,7 +756,7 @@
               <w:t xml:space="preserve">Адрес регистрации: </w:t>
             </w:r>
             <w:r>
-              <w:t xml:space="preserve">630099, г. Новосибирск, наб. Лесная, д. 15, кв. 54</w:t>
+              <w:t xml:space="preserve">143000, г. Одинцово, наб. Пушкина, д. 63, кв. 194</w:t>
             </w:r>
           </w:p>
           <w:p>
@@ -768,7 +795,7 @@
               <w:t xml:space="preserve">Тел.: </w:t>
             </w:r>
             <w:r>
-              <w:t xml:space="preserve">+7 (843) 563-18-92</w:t>
+              <w:t xml:space="preserve">+7 (812) 788-53-70</w:t>
             </w:r>
           </w:p>
           <w:p>
@@ -776,7 +803,7 @@
               <w:t xml:space="preserve">E-mail: </w:t>
             </w:r>
             <w:r>
-              <w:t xml:space="preserve">titova@gmail.com</w:t>
+              <w:t xml:space="preserve">titova@sibtrans.ru</w:t>
             </w:r>
           </w:p>
           <w:p/>

--- a/tests/corpus_v2/docs/cx_agency_0025.docx
+++ b/tests/corpus_v2/docs/cx_agency_0025.docx
@@ -54,7 +54,7 @@
         <w:t xml:space="preserve">паспорт </w:t>
       </w:r>
       <w:r>
-        <w:t xml:space="preserve">78 03 036875</w:t>
+        <w:t xml:space="preserve">67 04 466743</w:t>
       </w:r>
       <w:r>
         <w:t xml:space="preserve">, выдан </w:t>
@@ -90,7 +90,7 @@
         <w:t xml:space="preserve">паспорт </w:t>
       </w:r>
       <w:r>
-        <w:t xml:space="preserve">91 02 196457</w:t>
+        <w:t xml:space="preserve">03 01 954488</w:t>
       </w:r>
       <w:r>
         <w:t xml:space="preserve">, выдан </w:t>
@@ -289,10 +289,16 @@
         <w:t xml:space="preserve">МКАС при ТПП РФ</w:t>
       </w:r>
       <w:r>
+        <w:t xml:space="preserve">. Товар отгружается с сопроводительным документом паспорт качества № </w:t>
+      </w:r>
+      <w:r>
+        <w:t xml:space="preserve">84 05 009134</w:t>
+      </w:r>
+      <w:r>
         <w:t xml:space="preserve">. Цена — </w:t>
       </w:r>
       <w:r>
-        <w:t xml:space="preserve">680 000,01 ₽</w:t>
+        <w:t xml:space="preserve">2 360 000,47 ₽</w:t>
       </w:r>
       <w:r>
         <w:t xml:space="preserve">, в т.ч. НДС </w:t>
@@ -318,7 +324,7 @@
         <w:t xml:space="preserve">3.1. Место исполнения обязательств: </w:t>
       </w:r>
       <w:r>
-        <w:t xml:space="preserve">420111, г. Казань, пер. Октябрьская, д. 20, кв. 183</w:t>
+        <w:t xml:space="preserve">143400, г. Красногорск, наб. Ленинградская, д. 72, кв. 53</w:t>
       </w:r>
       <w:r>
         <w:t xml:space="preserve">.</w:t>
@@ -335,7 +341,7 @@
         <w:t xml:space="preserve"> по телефону </w:t>
       </w:r>
       <w:r>
-        <w:t xml:space="preserve">+7 (383) 309-23-53</w:t>
+        <w:t xml:space="preserve">+7 (495) 919-53-42</w:t>
       </w:r>
       <w:r>
         <w:t xml:space="preserve">.</w:t>
@@ -346,7 +352,7 @@
         <w:t xml:space="preserve">3.3. Срок исполнения обязательств — </w:t>
       </w:r>
       <w:r>
-        <w:t xml:space="preserve">в течение двенадцати месяцев с даты подписания Сторонами акта сдачи-приемки оказанных услуг</w:t>
+        <w:t xml:space="preserve">в течение двадцати четырех месяцев с даты подписания Сторонами акта сдачи-приемки оказанных услуг</w:t>
       </w:r>
       <w:r>
         <w:t xml:space="preserve">.</w:t>
@@ -377,13 +383,13 @@
         <w:t xml:space="preserve">Размер неустойки за нарушение сроков оплаты: </w:t>
       </w:r>
       <w:r>
-        <w:t xml:space="preserve">15 (пятнадцать) процентов от стоимости неоплаченных работ</w:t>
+        <w:t xml:space="preserve">5 (пять) процентов от стоимости неоплаченных работ</w:t>
       </w:r>
       <w:r>
         <w:t xml:space="preserve">, но не более </w:t>
       </w:r>
       <w:r>
-        <w:t xml:space="preserve">5 (пять) процентов от цены Договора</w:t>
+        <w:t xml:space="preserve">10 (десять) процентов от цены Договора</w:t>
       </w:r>
       <w:r>
         <w:t xml:space="preserve">. Предельный размер ответственности: </w:t>
@@ -411,7 +417,7 @@
         <w:t xml:space="preserve">Сторона, для которой создалась невозможность исполнения, обязана уведомить другую Сторону. Срок уведомления — </w:t>
       </w:r>
       <w:r>
-        <w:t xml:space="preserve">в течение 20 банковских дней с момента выставления счета</w:t>
+        <w:t xml:space="preserve">в течение 3 банковских дней с момента выставления счета</w:t>
       </w:r>
       <w:r>
         <w:t xml:space="preserve">.</w:t>
@@ -425,7 +431,7 @@
         <w:t xml:space="preserve">Все споры и разногласия решаются путём переговоров. Претензионный порядок обязателен, срок ответа на претензию — </w:t>
       </w:r>
       <w:r>
-        <w:t xml:space="preserve">не позднее 01.09.2026</w:t>
+        <w:t xml:space="preserve">не позднее 18.07.2025</w:t>
       </w:r>
       <w:r>
         <w:t xml:space="preserve">.</w:t>
@@ -450,7 +456,7 @@
         <w:rPr>
           <w:b/>
         </w:rPr>
-        <w:t xml:space="preserve">Сто пятьдесят пять тысяч рублей 0</w:t>
+        <w:t xml:space="preserve">Два миллиона шестьсот десять тысяч рублей 5</w:t>
       </w:r>
       <w:r>
         <w:t xml:space="preserve">0 копеек</w:t>
@@ -484,10 +490,10 @@
         <w:rPr>
           <w:b/>
         </w:rPr>
-        <w:t xml:space="preserve">в течение 1</w:t>
-      </w:r>
-      <w:r>
-        <w:t xml:space="preserve">0 рабочих дней с момента заключения контракта</w:t>
+        <w:t xml:space="preserve">не позднее 24.03.20</w:t>
+      </w:r>
+      <w:r>
+        <w:t xml:space="preserve">25</w:t>
       </w:r>
       <w:r>
         <w:t xml:space="preserve">.</w:t>
@@ -521,7 +527,7 @@
           </w:tcPr>
           <w:p>
             <w:r>
-              <w:t xml:space="preserve">13/20</w:t>
+              <w:t xml:space="preserve">70/20</w:t>
             </w:r>
           </w:p>
         </w:tc>
@@ -531,7 +537,7 @@
           </w:tcPr>
           <w:p>
             <w:r>
-              <w:t xml:space="preserve">23-А</w:t>
+              <w:t xml:space="preserve">25-П</w:t>
             </w:r>
           </w:p>
         </w:tc>
@@ -542,13 +548,13 @@
         <w:t xml:space="preserve">9.5. Цена по протоколу разногласий: </w:t>
       </w:r>
       <w:r>
-        <w:t xml:space="preserve">2900000</w:t>
+        <w:t xml:space="preserve">6500000</w:t>
       </w:r>
       <w:r>
         <w:t xml:space="preserve">, а прописью: </w:t>
       </w:r>
       <w:r>
-        <w:t xml:space="preserve">два девятьсот тысяч рублей</w:t>
+        <w:t xml:space="preserve">шесть пятьсот тысяч рублей</w:t>
       </w:r>
       <w:r>
         <w:t xml:space="preserve">.</w:t>
@@ -570,7 +576,7 @@
       </w:r>
       <w:ins w:id="1" w:author="Юрист" w:date="2024-01-01T00:00:00Z">
         <w:r>
-          <w:t xml:space="preserve">не менее 60 200 000 (Шестидесяти миллионов двухсот тысяч) рублей</w:t>
+          <w:t xml:space="preserve">не менее 50 900 000 (Пятидесяти миллионов девятисот тысяч) рублей</w:t>
         </w:r>
       </w:ins>
       <w:ins w:id="2" w:author="Юрист" w:date="2024-01-01T00:00:00Z">
@@ -601,7 +607,7 @@
         <w:fldChar w:fldCharType="separate"/>
       </w:r>
       <w:r>
-        <w:t xml:space="preserve">в течение 3 (Трёх) дней с момента выставления счета</w:t>
+        <w:t xml:space="preserve">в течение 5 (Пяти) дней с момента выставления счета</w:t>
       </w:r>
       <w:r>
         <w:fldChar w:fldCharType="end"/>
@@ -666,7 +672,7 @@
               <w:t xml:space="preserve">Адрес регистрации: </w:t>
             </w:r>
             <w:r>
-              <w:t xml:space="preserve">443010, г. Самара, пер. Садовая, д. 63, кв. 161</w:t>
+              <w:t xml:space="preserve">420111, г. Казань, бул. Промышленная, д. 9, кв. 166</w:t>
             </w:r>
           </w:p>
           <w:p>
@@ -674,7 +680,7 @@
               <w:t xml:space="preserve">Паспорт </w:t>
             </w:r>
             <w:r>
-              <w:t xml:space="preserve">78 03 036875</w:t>
+              <w:t xml:space="preserve">67 04 466743</w:t>
             </w:r>
             <w:r>
               <w:t xml:space="preserve">, выдан ОВД «Тропарёво» г. Москвы 04.06.2012</w:t>
@@ -691,13 +697,13 @@
               <w:t xml:space="preserve">СНИЛС </w:t>
             </w:r>
             <w:r>
-              <w:t xml:space="preserve">162-677-859 11</w:t>
+              <w:t xml:space="preserve">677-859-910 95</w:t>
             </w:r>
             <w:r>
               <w:t xml:space="preserve"> ИНН </w:t>
             </w:r>
             <w:r>
-              <w:t xml:space="preserve">817855612651</w:t>
+              <w:t xml:space="preserve">855612616254</w:t>
             </w:r>
           </w:p>
           <w:p>
@@ -705,7 +711,7 @@
               <w:t xml:space="preserve">Тел.: </w:t>
             </w:r>
             <w:r>
-              <w:t xml:space="preserve">+7 (495) 313-60-67</w:t>
+              <w:t xml:space="preserve">+7 (499) 746-72-42</w:t>
             </w:r>
           </w:p>
           <w:p>
@@ -713,7 +719,7 @@
               <w:t xml:space="preserve">E-mail: </w:t>
             </w:r>
             <w:r>
-              <w:t xml:space="preserve">vinogradov@mail.ru</w:t>
+              <w:t xml:space="preserve">vinogradov@list.ru</w:t>
             </w:r>
           </w:p>
           <w:p/>
@@ -756,7 +762,7 @@
               <w:t xml:space="preserve">Адрес регистрации: </w:t>
             </w:r>
             <w:r>
-              <w:t xml:space="preserve">143000, г. Одинцово, наб. Пушкина, д. 63, кв. 194</w:t>
+              <w:t xml:space="preserve">344002, г. Ростов-на-Дону, проезд Лесная, д. 35, кв. 183</w:t>
             </w:r>
           </w:p>
           <w:p>
@@ -764,7 +770,7 @@
               <w:t xml:space="preserve">Паспорт </w:t>
             </w:r>
             <w:r>
-              <w:t xml:space="preserve">91 02 196457</w:t>
+              <w:t xml:space="preserve">03 01 954488</w:t>
             </w:r>
             <w:r>
               <w:t xml:space="preserve">, выдан ОУФМС России по Тверской области в Заволжском р-не 10.07.2016</w:t>
@@ -781,13 +787,13 @@
               <w:t xml:space="preserve">СНИЛС </w:t>
             </w:r>
             <w:r>
-              <w:t xml:space="preserve">601-619-623 62</w:t>
+              <w:t xml:space="preserve">161-962-302 66</w:t>
             </w:r>
             <w:r>
               <w:t xml:space="preserve"> ИНН </w:t>
             </w:r>
             <w:r>
-              <w:t xml:space="preserve">003255792855</w:t>
+              <w:t xml:space="preserve">325579286050</w:t>
             </w:r>
           </w:p>
           <w:p>
@@ -795,7 +801,7 @@
               <w:t xml:space="preserve">Тел.: </w:t>
             </w:r>
             <w:r>
-              <w:t xml:space="preserve">+7 (812) 788-53-70</w:t>
+              <w:t xml:space="preserve">+7 (383) 542-93-35</w:t>
             </w:r>
           </w:p>
           <w:p>
@@ -803,7 +809,7 @@
               <w:t xml:space="preserve">E-mail: </w:t>
             </w:r>
             <w:r>
-              <w:t xml:space="preserve">titova@sibtrans.ru</w:t>
+              <w:t xml:space="preserve">titova@romashka.ru</w:t>
             </w:r>
           </w:p>
           <w:p/>

--- a/tests/corpus_v2/docs/cx_agency_0025.docx
+++ b/tests/corpus_v2/docs/cx_agency_0025.docx
@@ -295,10 +295,46 @@
         <w:t xml:space="preserve">84 05 009134</w:t>
       </w:r>
       <w:r>
+        <w:t xml:space="preserve">. К партии приложен паспорт изделия № </w:t>
+      </w:r>
+      <w:r>
+        <w:t xml:space="preserve">29 10 392178</w:t>
+      </w:r>
+      <w:r>
+        <w:t xml:space="preserve">. Оборудование поставляется с паспортом транспортного средства № </w:t>
+      </w:r>
+      <w:r>
+        <w:t xml:space="preserve">97 05 747722</w:t>
+      </w:r>
+      <w:r>
+        <w:t xml:space="preserve">. Приёмка производится согласно техническому паспорту </w:t>
+      </w:r>
+      <w:r>
+        <w:t xml:space="preserve">72 07 113002</w:t>
+      </w:r>
+      <w:r>
+        <w:t xml:space="preserve">. СНИЛС не указан, номер заказа </w:t>
+      </w:r>
+      <w:r>
+        <w:t xml:space="preserve">820-349-263 36</w:t>
+      </w:r>
+      <w:r>
+        <w:t xml:space="preserve">. Дата рождения не проставлена, документ выдан </w:t>
+      </w:r>
+      <w:r>
+        <w:t xml:space="preserve">16.01.2020</w:t>
+      </w:r>
+      <w:r>
+        <w:t xml:space="preserve">. Код подразделения, см. артикул </w:t>
+      </w:r>
+      <w:r>
+        <w:t xml:space="preserve">029-563</w:t>
+      </w:r>
+      <w:r>
         <w:t xml:space="preserve">. Цена — </w:t>
       </w:r>
       <w:r>
-        <w:t xml:space="preserve">2 360 000,47 ₽</w:t>
+        <w:t xml:space="preserve">402 000,31 ₽</w:t>
       </w:r>
       <w:r>
         <w:t xml:space="preserve">, в т.ч. НДС </w:t>
@@ -324,7 +360,7 @@
         <w:t xml:space="preserve">3.1. Место исполнения обязательств: </w:t>
       </w:r>
       <w:r>
-        <w:t xml:space="preserve">143400, г. Красногорск, наб. Ленинградская, д. 72, кв. 53</w:t>
+        <w:t xml:space="preserve">344002, г. Ростов-на-Дону, ул. Пушкина, д. 19, кв. 189</w:t>
       </w:r>
       <w:r>
         <w:t xml:space="preserve">.</w:t>
@@ -341,7 +377,7 @@
         <w:t xml:space="preserve"> по телефону </w:t>
       </w:r>
       <w:r>
-        <w:t xml:space="preserve">+7 (495) 919-53-42</w:t>
+        <w:t xml:space="preserve">+7 (499) 935-18-79</w:t>
       </w:r>
       <w:r>
         <w:t xml:space="preserve">.</w:t>
@@ -352,7 +388,7 @@
         <w:t xml:space="preserve">3.3. Срок исполнения обязательств — </w:t>
       </w:r>
       <w:r>
-        <w:t xml:space="preserve">в течение двадцати четырех месяцев с даты подписания Сторонами акта сдачи-приемки оказанных услуг</w:t>
+        <w:t xml:space="preserve">в течение тридцати шести месяцев с даты подписания Сторонами акта сдачи-приемки оказанных услуг</w:t>
       </w:r>
       <w:r>
         <w:t xml:space="preserve">.</w:t>
@@ -383,7 +419,7 @@
         <w:t xml:space="preserve">Размер неустойки за нарушение сроков оплаты: </w:t>
       </w:r>
       <w:r>
-        <w:t xml:space="preserve">5 (пять) процентов от стоимости неоплаченных работ</w:t>
+        <w:t xml:space="preserve">10 (десять) процентов от стоимости неоплаченных работ</w:t>
       </w:r>
       <w:r>
         <w:t xml:space="preserve">, но не более </w:t>
@@ -417,7 +453,7 @@
         <w:t xml:space="preserve">Сторона, для которой создалась невозможность исполнения, обязана уведомить другую Сторону. Срок уведомления — </w:t>
       </w:r>
       <w:r>
-        <w:t xml:space="preserve">в течение 3 банковских дней с момента выставления счета</w:t>
+        <w:t xml:space="preserve">в течение 45 банковских дней с момента выставления счета</w:t>
       </w:r>
       <w:r>
         <w:t xml:space="preserve">.</w:t>
@@ -431,7 +467,7 @@
         <w:t xml:space="preserve">Все споры и разногласия решаются путём переговоров. Претензионный порядок обязателен, срок ответа на претензию — </w:t>
       </w:r>
       <w:r>
-        <w:t xml:space="preserve">не позднее 18.07.2025</w:t>
+        <w:t xml:space="preserve">не позднее 21.02.2025</w:t>
       </w:r>
       <w:r>
         <w:t xml:space="preserve">.</w:t>
@@ -456,7 +492,7 @@
         <w:rPr>
           <w:b/>
         </w:rPr>
-        <w:t xml:space="preserve">Два миллиона шестьсот десять тысяч рублей 5</w:t>
+        <w:t xml:space="preserve">Четыре миллиона сто сорок тысяч рублей 0</w:t>
       </w:r>
       <w:r>
         <w:t xml:space="preserve">0 копеек</w:t>
@@ -490,10 +526,10 @@
         <w:rPr>
           <w:b/>
         </w:rPr>
-        <w:t xml:space="preserve">не позднее 24.03.20</w:t>
-      </w:r>
-      <w:r>
-        <w:t xml:space="preserve">25</w:t>
+        <w:t xml:space="preserve">в течение 1</w:t>
+      </w:r>
+      <w:r>
+        <w:t xml:space="preserve">0 рабочих дней с момента заключения контракта</w:t>
       </w:r>
       <w:r>
         <w:t xml:space="preserve">.</w:t>
@@ -527,7 +563,7 @@
           </w:tcPr>
           <w:p>
             <w:r>
-              <w:t xml:space="preserve">70/20</w:t>
+              <w:t xml:space="preserve">81/20</w:t>
             </w:r>
           </w:p>
         </w:tc>
@@ -537,7 +573,7 @@
           </w:tcPr>
           <w:p>
             <w:r>
-              <w:t xml:space="preserve">25-П</w:t>
+              <w:t xml:space="preserve">24-С</w:t>
             </w:r>
           </w:p>
         </w:tc>
@@ -548,13 +584,13 @@
         <w:t xml:space="preserve">9.5. Цена по протоколу разногласий: </w:t>
       </w:r>
       <w:r>
-        <w:t xml:space="preserve">6500000</w:t>
+        <w:t xml:space="preserve">6700000</w:t>
       </w:r>
       <w:r>
         <w:t xml:space="preserve">, а прописью: </w:t>
       </w:r>
       <w:r>
-        <w:t xml:space="preserve">шесть пятьсот тысяч рублей</w:t>
+        <w:t xml:space="preserve">шесть семьсот тысяч рублей</w:t>
       </w:r>
       <w:r>
         <w:t xml:space="preserve">.</w:t>
@@ -576,7 +612,7 @@
       </w:r>
       <w:ins w:id="1" w:author="Юрист" w:date="2024-01-01T00:00:00Z">
         <w:r>
-          <w:t xml:space="preserve">не менее 50 900 000 (Пятидесяти миллионов девятисот тысяч) рублей</w:t>
+          <w:t xml:space="preserve">не менее 4 900 000 (Четырёх миллионов девятисот тысяч) рублей</w:t>
         </w:r>
       </w:ins>
       <w:ins w:id="2" w:author="Юрист" w:date="2024-01-01T00:00:00Z">
@@ -607,7 +643,7 @@
         <w:fldChar w:fldCharType="separate"/>
       </w:r>
       <w:r>
-        <w:t xml:space="preserve">в течение 5 (Пяти) дней с момента выставления счета</w:t>
+        <w:t xml:space="preserve">в течение 30 (Тридцати) дней с момента выставления счета</w:t>
       </w:r>
       <w:r>
         <w:fldChar w:fldCharType="end"/>
@@ -672,7 +708,7 @@
               <w:t xml:space="preserve">Адрес регистрации: </w:t>
             </w:r>
             <w:r>
-              <w:t xml:space="preserve">420111, г. Казань, бул. Промышленная, д. 9, кв. 166</w:t>
+              <w:t xml:space="preserve">614000, г. Пермь, наб. Пушкина, д. 3, кв. 105</w:t>
             </w:r>
           </w:p>
           <w:p>
@@ -711,7 +747,7 @@
               <w:t xml:space="preserve">Тел.: </w:t>
             </w:r>
             <w:r>
-              <w:t xml:space="preserve">+7 (499) 746-72-42</w:t>
+              <w:t xml:space="preserve">+7 (843) 382-25-50</w:t>
             </w:r>
           </w:p>
           <w:p>
@@ -762,7 +798,7 @@
               <w:t xml:space="preserve">Адрес регистрации: </w:t>
             </w:r>
             <w:r>
-              <w:t xml:space="preserve">344002, г. Ростов-на-Дону, проезд Лесная, д. 35, кв. 183</w:t>
+              <w:t xml:space="preserve">620014, г. Екатеринбург, бул. Заречная, д. 68, кв. 155</w:t>
             </w:r>
           </w:p>
           <w:p>
@@ -801,7 +837,7 @@
               <w:t xml:space="preserve">Тел.: </w:t>
             </w:r>
             <w:r>
-              <w:t xml:space="preserve">+7 (383) 542-93-35</w:t>
+              <w:t xml:space="preserve">+7 (495) 618-26-45</w:t>
             </w:r>
           </w:p>
           <w:p>

--- a/tests/corpus_v2/docs/cx_agency_0025.docx
+++ b/tests/corpus_v2/docs/cx_agency_0025.docx
@@ -346,198 +346,118 @@
         <w:t xml:space="preserve">.</w:t>
       </w:r>
     </w:p>
-    <w:p/>
-    <w:p>
-      <w:r>
-        <w:rPr>
-          <w:b/>
-        </w:rPr>
-        <w:t xml:space="preserve">3. МЕСТО И СРОКИ ИСПОЛНЕНИЯ</w:t>
-      </w:r>
-    </w:p>
-    <w:p>
-      <w:r>
-        <w:t xml:space="preserve">3.1. Место исполнения обязательств: </w:t>
-      </w:r>
-      <w:r>
-        <w:t xml:space="preserve">344002, г. Ростов-на-Дону, ул. Пушкина, д. 19, кв. 189</w:t>
-      </w:r>
-      <w:r>
-        <w:t xml:space="preserve">.</w:t>
-      </w:r>
-    </w:p>
-    <w:p>
-      <w:r>
-        <w:t xml:space="preserve">3.2. Уведомления направляются </w:t>
-      </w:r>
-      <w:r>
-        <w:t xml:space="preserve">Титовой Анне Юрьевне</w:t>
-      </w:r>
-      <w:r>
-        <w:t xml:space="preserve"> по телефону </w:t>
-      </w:r>
-      <w:r>
-        <w:t xml:space="preserve">+7 (499) 935-18-79</w:t>
-      </w:r>
-      <w:r>
-        <w:t xml:space="preserve">.</w:t>
-      </w:r>
-    </w:p>
-    <w:p>
-      <w:r>
-        <w:t xml:space="preserve">3.3. Срок исполнения обязательств — </w:t>
-      </w:r>
-      <w:r>
-        <w:t xml:space="preserve">в течение тридцати шести месяцев с даты подписания Сторонами акта сдачи-приемки оказанных услуг</w:t>
-      </w:r>
-      <w:r>
-        <w:t xml:space="preserve">.</w:t>
-      </w:r>
-    </w:p>
-    <w:p/>
-    <w:p>
-      <w:r>
-        <w:rPr>
-          <w:b/>
-        </w:rPr>
-        <w:t xml:space="preserve">4. ПРОЧИЕ УСЛОВИЯ</w:t>
-      </w:r>
-    </w:p>
-    <w:p>
-      <w:r>
-        <w:t xml:space="preserve">4.1. </w:t>
-      </w:r>
-      <w:r>
-        <w:t xml:space="preserve">Стороны несут ответственность за неисполнение или ненадлежащее исполнение обязательств в соответствии с законодательством Российской Федерации.</w:t>
-      </w:r>
-    </w:p>
-    <w:p>
-      <w:r>
-        <w:t xml:space="preserve">4.2. </w:t>
-      </w:r>
-      <w:r>
-        <w:t xml:space="preserve">Размер неустойки за нарушение сроков оплаты: </w:t>
-      </w:r>
-      <w:r>
-        <w:t xml:space="preserve">10 (десять) процентов от стоимости неоплаченных работ</w:t>
-      </w:r>
-      <w:r>
-        <w:t xml:space="preserve">, но не более </w:t>
-      </w:r>
-      <w:r>
-        <w:t xml:space="preserve">10 (десять) процентов от цены Договора</w:t>
-      </w:r>
-      <w:r>
-        <w:t xml:space="preserve">. Предельный размер ответственности: </w:t>
-      </w:r>
-      <w:r>
-        <w:t xml:space="preserve">1/150 ключевой ставки ЦБ РФ за каждый день просрочки</w:t>
-      </w:r>
-      <w:r>
-        <w:t xml:space="preserve">.</w:t>
-      </w:r>
-    </w:p>
-    <w:p>
-      <w:r>
-        <w:t xml:space="preserve">4.3. </w:t>
-      </w:r>
-      <w:r>
-        <w:t xml:space="preserve">Стороны освобождаются от ответственности при наступлении обстоятельств непреодолимой силы, если они прямо повлияли на исполнение обязательств.</w:t>
-      </w:r>
-    </w:p>
-    <w:p>
-      <w:r>
-        <w:t xml:space="preserve">4.4. </w:t>
-      </w:r>
-      <w:r>
-        <w:t xml:space="preserve">Сторона, для которой создалась невозможность исполнения, обязана уведомить другую Сторону. Срок уведомления — </w:t>
-      </w:r>
-      <w:r>
-        <w:t xml:space="preserve">в течение 45 банковских дней с момента выставления счета</w:t>
-      </w:r>
-      <w:r>
-        <w:t xml:space="preserve">.</w:t>
-      </w:r>
-    </w:p>
-    <w:p>
-      <w:r>
-        <w:t xml:space="preserve">4.5. </w:t>
-      </w:r>
-      <w:r>
-        <w:t xml:space="preserve">Все споры и разногласия решаются путём переговоров. Претензионный порядок обязателен, срок ответа на претензию — </w:t>
-      </w:r>
-      <w:r>
-        <w:t xml:space="preserve">не позднее 21.02.2025</w:t>
-      </w:r>
-      <w:r>
-        <w:t xml:space="preserve">.</w:t>
-      </w:r>
-    </w:p>
-    <w:p/>
-    <w:p/>
-    <w:p/>
-    <w:p>
-      <w:r>
-        <w:rPr>
-          <w:b/>
-        </w:rPr>
-        <w:t xml:space="preserve">9. КОНТРОЛЬНЫЕ ВЕЛИЧИНЫ</w:t>
-      </w:r>
-    </w:p>
-    <w:p>
-      <w:r>
-        <w:t xml:space="preserve">9.1. Контрольная запись: </w:t>
-      </w:r>
-      <w:r>
-        <w:rPr>
-          <w:b/>
-        </w:rPr>
-        <w:t xml:space="preserve">Четыре миллиона сто сорок тысяч рублей 0</w:t>
-      </w:r>
-      <w:r>
-        <w:t xml:space="preserve">0 копеек</w:t>
-      </w:r>
-      <w:r>
-        <w:t xml:space="preserve">.</w:t>
-      </w:r>
-    </w:p>
-    <w:p>
-      <w:r>
-        <w:t xml:space="preserve">9.2. Контрольная запись: </w:t>
-      </w:r>
-      <w:r>
-        <w:rPr>
-          <w:b/>
-        </w:rPr>
-        <w:t xml:space="preserve">1/1</w:t>
-      </w:r>
-      <w:r>
-        <w:t xml:space="preserve">30 ключевой ставки ЦБ РФ годовых</w:t>
-      </w:r>
-      <w:r>
-        <w:t xml:space="preserve">.</w:t>
-      </w:r>
-    </w:p>
-    <w:p>
-      <w:r>
-        <w:t xml:space="preserve">9.3. Контрольная запись: </w:t>
-      </w:r>
-      <w:r>
-        <w:rPr>
-          <w:b/>
-        </w:rPr>
-        <w:t xml:space="preserve">в течение 1</w:t>
-      </w:r>
-      <w:r>
-        <w:t xml:space="preserve">0 рабочих дней с момента заключения контракта</w:t>
-      </w:r>
-      <w:r>
-        <w:t xml:space="preserve">.</w:t>
-      </w:r>
-    </w:p>
-    <w:p>
-      <w:r>
-        <w:t xml:space="preserve">9.4. Контрольная запись (таблица):</w:t>
+    <w:p>
+      <w:r>
+        <w:t xml:space="preserve">2.5. </w:t>
+      </w:r>
+      <w:r>
+        <w:t xml:space="preserve">Товар маркирован штрихкодом </w:t>
+      </w:r>
+      <w:r>
+        <w:t xml:space="preserve">4600921380520</w:t>
+      </w:r>
+      <w:r>
+        <w:t xml:space="preserve">. Код контрагента по ОКПО — </w:t>
+      </w:r>
+      <w:r>
+        <w:t xml:space="preserve">9206964368</w:t>
+      </w:r>
+      <w:r>
+        <w:t xml:space="preserve">. Оборудование учтено под инвентарным номером </w:t>
+      </w:r>
+      <w:r>
+        <w:t xml:space="preserve">042651610</w:t>
+      </w:r>
+      <w:r>
+        <w:t xml:space="preserve">, складской позиции присвоен номер </w:t>
+      </w:r>
+      <w:r>
+        <w:t xml:space="preserve">875835358</w:t>
+      </w:r>
+      <w:r>
+        <w:t xml:space="preserve">.</w:t>
+      </w:r>
+    </w:p>
+    <w:p>
+      <w:r>
+        <w:t xml:space="preserve">2.6. </w:t>
+      </w:r>
+      <w:r>
+        <w:t xml:space="preserve">Оплата по счёту-фактуре на КБК </w:t>
+      </w:r>
+      <w:r>
+        <w:t xml:space="preserve">18210101011011000118</w:t>
+      </w:r>
+      <w:r>
+        <w:t xml:space="preserve">. ИНН не присвоен, регистрационный № </w:t>
+      </w:r>
+      <w:r>
+        <w:t xml:space="preserve">2799269838</w:t>
+      </w:r>
+      <w:r>
+        <w:t xml:space="preserve">. ИНН не присвоен, платёжный документ № </w:t>
+      </w:r>
+      <w:r>
+        <w:t xml:space="preserve">694029552630</w:t>
+      </w:r>
+      <w:r>
+        <w:t xml:space="preserve">. Заказчик действует в лице </w:t>
+      </w:r>
+      <w:r>
+        <w:t xml:space="preserve">уполномоченного представителя</w:t>
+      </w:r>
+      <w:r>
+        <w:t xml:space="preserve">, назначаемого приказом.</w:t>
+      </w:r>
+    </w:p>
+    <w:p>
+      <w:r>
+        <w:t xml:space="preserve">2.7. </w:t>
+      </w:r>
+      <w:r>
+        <w:t xml:space="preserve">Массовая доля влаги в товаре — </w:t>
+      </w:r>
+      <w:r>
+        <w:t xml:space="preserve">не более 13 %</w:t>
+      </w:r>
+      <w:r>
+        <w:t xml:space="preserve">. Товар подлежит хранению </w:t>
+      </w:r>
+      <w:r>
+        <w:t xml:space="preserve">в течение 24 часов</w:t>
+      </w:r>
+      <w:r>
+        <w:t xml:space="preserve"> при температуре не выше +4 °C. Срок исковой давности по требованиям, вытекающим из Договора, составляет </w:t>
+      </w:r>
+      <w:r>
+        <w:t xml:space="preserve">в течение трёх лет</w:t>
+      </w:r>
+      <w:r>
+        <w:t xml:space="preserve">, как установлено статьёй 196 Гражданского кодекса Российской Федерации. Обработка данных ведётся согласно Федеральному закону от 27.07.2006 № 152-ФЗ </w:t>
+      </w:r>
+      <w:r>
+        <w:t xml:space="preserve">«О персональных данных»</w:t>
+      </w:r>
+      <w:r>
+        <w:t xml:space="preserve">. Товар поставляется под маркой </w:t>
+      </w:r>
+      <w:r>
+        <w:t xml:space="preserve">«Стандарт»</w:t>
+      </w:r>
+      <w:r>
+        <w:t xml:space="preserve">. Влажность определяется </w:t>
+      </w:r>
+      <w:r>
+        <w:t xml:space="preserve">по методу Кьельдаля</w:t>
+      </w:r>
+      <w:r>
+        <w:t xml:space="preserve">. Споры передаются на рассмотрение в Арбитражный суд </w:t>
+      </w:r>
+      <w:r>
+        <w:t xml:space="preserve">города Москвы</w:t>
+      </w:r>
+      <w:r>
+        <w:t xml:space="preserve">.</w:t>
       </w:r>
     </w:p>
     <w:tbl>
@@ -563,7 +483,7 @@
           </w:tcPr>
           <w:p>
             <w:r>
-              <w:t xml:space="preserve">81/20</w:t>
+              <w:t xml:space="preserve">8</w:t>
             </w:r>
           </w:p>
         </w:tc>
@@ -573,94 +493,206 @@
           </w:tcPr>
           <w:p>
             <w:r>
-              <w:t xml:space="preserve">24-С</w:t>
+              <w:t xml:space="preserve">0495593700</w:t>
             </w:r>
           </w:p>
         </w:tc>
       </w:tr>
     </w:tbl>
-    <w:p>
-      <w:r>
-        <w:t xml:space="preserve">9.5. Цена по протоколу разногласий: </w:t>
-      </w:r>
-      <w:r>
-        <w:t xml:space="preserve">6700000</w:t>
-      </w:r>
-      <w:r>
-        <w:t xml:space="preserve">, а прописью: </w:t>
-      </w:r>
-      <w:r>
-        <w:t xml:space="preserve">шесть семьсот тысяч рублей</w:t>
-      </w:r>
-      <w:r>
-        <w:t xml:space="preserve">.</w:t>
-      </w:r>
-    </w:p>
-    <w:p/>
-    <w:p/>
-    <w:p>
-      <w:r>
-        <w:rPr>
-          <w:b/>
-        </w:rPr>
-        <w:t xml:space="preserve">11. УСЛОВИЯ, ОФОРМЛЕННЫЕ СРЕДСТВАМИ РЕДАКТОРА</w:t>
-      </w:r>
-    </w:p>
-    <w:p>
-      <w:r>
-        <w:t xml:space="preserve">11.1. Цена с учётом протокола разногласий: </w:t>
-      </w:r>
-      <w:ins w:id="1" w:author="Юрист" w:date="2024-01-01T00:00:00Z">
-        <w:r>
-          <w:t xml:space="preserve">не менее 4 900 000 (Четырёх миллионов девятисот тысяч) рублей</w:t>
-        </w:r>
-      </w:ins>
-      <w:ins w:id="2" w:author="Юрист" w:date="2024-01-01T00:00:00Z">
-        <w:r>
-          <w:t xml:space="preserve">, в т.ч. НДС </w:t>
-        </w:r>
-      </w:ins>
-      <w:ins w:id="3" w:author="Юрист" w:date="2024-01-01T00:00:00Z">
-        <w:r>
-          <w:t xml:space="preserve">18%</w:t>
-        </w:r>
-      </w:ins>
-      <w:r>
-        <w:t xml:space="preserve">.</w:t>
-      </w:r>
-    </w:p>
-    <w:p>
-      <w:r>
-        <w:t xml:space="preserve">11.2. Срок (составное поле): </w:t>
-      </w:r>
-      <w:r>
-        <w:fldChar w:fldCharType="begin"/>
-      </w:r>
-      <w:r>
-        <w:instrText xml:space="preserve"> REF value \h </w:instrText>
-      </w:r>
-      <w:r>
-        <w:fldChar w:fldCharType="separate"/>
-      </w:r>
-      <w:r>
-        <w:t xml:space="preserve">в течение 30 (Тридцати) дней с момента выставления счета</w:t>
-      </w:r>
-      <w:r>
-        <w:fldChar w:fldCharType="end"/>
-      </w:r>
-      <w:r>
-        <w:t xml:space="preserve">.</w:t>
-      </w:r>
-    </w:p>
-    <w:p>
-      <w:r>
-        <w:rPr>
-          <w:b/>
-        </w:rPr>
-        <w:t xml:space="preserve">РЕКВИЗИТЫ И ПОДПИСИ СТОРОН</w:t>
-      </w:r>
-    </w:p>
-    <w:p/>
+    <w:p/>
+    <w:p>
+      <w:r>
+        <w:rPr>
+          <w:b/>
+        </w:rPr>
+        <w:t xml:space="preserve">3. МЕСТО И СРОКИ ИСПОЛНЕНИЯ</w:t>
+      </w:r>
+    </w:p>
+    <w:p>
+      <w:r>
+        <w:t xml:space="preserve">3.1. Место исполнения обязательств: </w:t>
+      </w:r>
+      <w:r>
+        <w:t xml:space="preserve">620014, г. Екатеринбург, ул. Космонавтов, д. 83, кв. 56</w:t>
+      </w:r>
+      <w:r>
+        <w:t xml:space="preserve">.</w:t>
+      </w:r>
+    </w:p>
+    <w:p>
+      <w:r>
+        <w:t xml:space="preserve">3.2. Уведомления направляются </w:t>
+      </w:r>
+      <w:r>
+        <w:t xml:space="preserve">Титовой Анне Юрьевне</w:t>
+      </w:r>
+      <w:r>
+        <w:t xml:space="preserve"> по телефону </w:t>
+      </w:r>
+      <w:r>
+        <w:t xml:space="preserve">+7 (846) 598-42-96</w:t>
+      </w:r>
+      <w:r>
+        <w:t xml:space="preserve">.</w:t>
+      </w:r>
+    </w:p>
+    <w:p>
+      <w:r>
+        <w:t xml:space="preserve">3.3. Срок исполнения обязательств — </w:t>
+      </w:r>
+      <w:r>
+        <w:t xml:space="preserve">в течение двадцати четырех месяцев с даты подписания Сторонами акта сдачи-приемки оказанных услуг</w:t>
+      </w:r>
+      <w:r>
+        <w:t xml:space="preserve">.</w:t>
+      </w:r>
+    </w:p>
+    <w:p/>
+    <w:p>
+      <w:r>
+        <w:rPr>
+          <w:b/>
+        </w:rPr>
+        <w:t xml:space="preserve">4. ПРОЧИЕ УСЛОВИЯ</w:t>
+      </w:r>
+    </w:p>
+    <w:p>
+      <w:r>
+        <w:t xml:space="preserve">4.1. </w:t>
+      </w:r>
+      <w:r>
+        <w:t xml:space="preserve">Стороны несут ответственность за неисполнение или ненадлежащее исполнение обязательств в соответствии с законодательством Российской Федерации.</w:t>
+      </w:r>
+    </w:p>
+    <w:p>
+      <w:r>
+        <w:t xml:space="preserve">4.2. </w:t>
+      </w:r>
+      <w:r>
+        <w:t xml:space="preserve">Размер неустойки за нарушение сроков оплаты: </w:t>
+      </w:r>
+      <w:r>
+        <w:t xml:space="preserve">15 (пятнадцать) процентов от стоимости неоплаченных работ</w:t>
+      </w:r>
+      <w:r>
+        <w:t xml:space="preserve">, но не более </w:t>
+      </w:r>
+      <w:r>
+        <w:t xml:space="preserve">10 (десять) процентов от цены Договора</w:t>
+      </w:r>
+      <w:r>
+        <w:t xml:space="preserve">. Предельный размер ответственности: </w:t>
+      </w:r>
+      <w:r>
+        <w:t xml:space="preserve">1/150 ключевой ставки ЦБ РФ за каждый день просрочки</w:t>
+      </w:r>
+      <w:r>
+        <w:t xml:space="preserve">.</w:t>
+      </w:r>
+    </w:p>
+    <w:p>
+      <w:r>
+        <w:t xml:space="preserve">4.3. </w:t>
+      </w:r>
+      <w:r>
+        <w:t xml:space="preserve">Стороны освобождаются от ответственности при наступлении обстоятельств непреодолимой силы, если они прямо повлияли на исполнение обязательств.</w:t>
+      </w:r>
+    </w:p>
+    <w:p>
+      <w:r>
+        <w:t xml:space="preserve">4.4. </w:t>
+      </w:r>
+      <w:r>
+        <w:t xml:space="preserve">Сторона, для которой создалась невозможность исполнения, обязана уведомить другую Сторону. Срок уведомления — </w:t>
+      </w:r>
+      <w:r>
+        <w:t xml:space="preserve">в течение 30 банковских дней с момента выставления счета</w:t>
+      </w:r>
+      <w:r>
+        <w:t xml:space="preserve">.</w:t>
+      </w:r>
+    </w:p>
+    <w:p>
+      <w:r>
+        <w:t xml:space="preserve">4.5. </w:t>
+      </w:r>
+      <w:r>
+        <w:t xml:space="preserve">Все споры и разногласия решаются путём переговоров. Претензионный порядок обязателен, срок ответа на претензию — </w:t>
+      </w:r>
+      <w:r>
+        <w:t xml:space="preserve">не позднее 21.04.2025</w:t>
+      </w:r>
+      <w:r>
+        <w:t xml:space="preserve">.</w:t>
+      </w:r>
+    </w:p>
+    <w:p/>
+    <w:p/>
+    <w:p/>
+    <w:p>
+      <w:r>
+        <w:rPr>
+          <w:b/>
+        </w:rPr>
+        <w:t xml:space="preserve">9. КОНТРОЛЬНЫЕ ВЕЛИЧИНЫ</w:t>
+      </w:r>
+    </w:p>
+    <w:p>
+      <w:r>
+        <w:t xml:space="preserve">9.1. Контрольная запись: </w:t>
+      </w:r>
+      <w:r>
+        <w:rPr>
+          <w:b/>
+        </w:rPr>
+        <w:t xml:space="preserve">Четыре миллиона двести шестьдесят тысяч рублей 0</w:t>
+      </w:r>
+      <w:r>
+        <w:t xml:space="preserve">0 копеек</w:t>
+      </w:r>
+      <w:r>
+        <w:t xml:space="preserve">.</w:t>
+      </w:r>
+    </w:p>
+    <w:p>
+      <w:r>
+        <w:t xml:space="preserve">9.2. Контрольная запись: </w:t>
+      </w:r>
+      <w:r>
+        <w:rPr>
+          <w:b/>
+        </w:rPr>
+        <w:t xml:space="preserve">1/1</w:t>
+      </w:r>
+      <w:r>
+        <w:t xml:space="preserve">30 ключевой ставки ЦБ РФ годовых</w:t>
+      </w:r>
+      <w:r>
+        <w:t xml:space="preserve">.</w:t>
+      </w:r>
+    </w:p>
+    <w:p>
+      <w:r>
+        <w:t xml:space="preserve">9.3. Контрольная запись: </w:t>
+      </w:r>
+      <w:r>
+        <w:rPr>
+          <w:b/>
+        </w:rPr>
+        <w:t xml:space="preserve">в течение 2</w:t>
+      </w:r>
+      <w:r>
+        <w:t xml:space="preserve">0 рабочих дней с момента заключения контракта</w:t>
+      </w:r>
+      <w:r>
+        <w:t xml:space="preserve">.</w:t>
+      </w:r>
+    </w:p>
+    <w:p>
+      <w:r>
+        <w:t xml:space="preserve">9.4. Контрольная запись (таблица):</w:t>
+      </w:r>
+    </w:p>
     <w:tbl>
       <w:tblPr>
         <w:tblW w:w="9360" w:type="dxa"/>
@@ -684,87 +716,7 @@
           </w:tcPr>
           <w:p>
             <w:r>
-              <w:rPr>
-                <w:b/>
-              </w:rPr>
-              <w:t xml:space="preserve">Агент:</w:t>
-            </w:r>
-          </w:p>
-          <w:p>
-            <w:r>
-              <w:t xml:space="preserve">Виноградов Егор Андреевич</w:t>
-            </w:r>
-          </w:p>
-          <w:p>
-            <w:r>
-              <w:t xml:space="preserve">Дата рождения: </w:t>
-            </w:r>
-            <w:r>
-              <w:t xml:space="preserve">27.10.1962</w:t>
-            </w:r>
-          </w:p>
-          <w:p>
-            <w:r>
-              <w:t xml:space="preserve">Адрес регистрации: </w:t>
-            </w:r>
-            <w:r>
-              <w:t xml:space="preserve">614000, г. Пермь, наб. Пушкина, д. 3, кв. 105</w:t>
-            </w:r>
-          </w:p>
-          <w:p>
-            <w:r>
-              <w:t xml:space="preserve">Паспорт </w:t>
-            </w:r>
-            <w:r>
-              <w:t xml:space="preserve">67 04 466743</w:t>
-            </w:r>
-            <w:r>
-              <w:t xml:space="preserve">, выдан ОВД «Тропарёво» г. Москвы 04.06.2012</w:t>
-            </w:r>
-            <w:r>
-              <w:t xml:space="preserve">, код подразделения </w:t>
-            </w:r>
-            <w:r>
-              <w:t xml:space="preserve">981-086</w:t>
-            </w:r>
-          </w:p>
-          <w:p>
-            <w:r>
-              <w:t xml:space="preserve">СНИЛС </w:t>
-            </w:r>
-            <w:r>
-              <w:t xml:space="preserve">677-859-910 95</w:t>
-            </w:r>
-            <w:r>
-              <w:t xml:space="preserve"> ИНН </w:t>
-            </w:r>
-            <w:r>
-              <w:t xml:space="preserve">855612616254</w:t>
-            </w:r>
-          </w:p>
-          <w:p>
-            <w:r>
-              <w:t xml:space="preserve">Тел.: </w:t>
-            </w:r>
-            <w:r>
-              <w:t xml:space="preserve">+7 (843) 382-25-50</w:t>
-            </w:r>
-          </w:p>
-          <w:p>
-            <w:r>
-              <w:t xml:space="preserve">E-mail: </w:t>
-            </w:r>
-            <w:r>
-              <w:t xml:space="preserve">vinogradov@list.ru</w:t>
-            </w:r>
-          </w:p>
-          <w:p/>
-          <w:p>
-            <w:r>
-              <w:t xml:space="preserve">______________ </w:t>
-            </w:r>
-            <w:r>
-              <w:t xml:space="preserve">Виноградов Е. А.</w:t>
+              <w:t xml:space="preserve">44/20</w:t>
             </w:r>
           </w:p>
         </w:tc>
@@ -774,6 +726,207 @@
           </w:tcPr>
           <w:p>
             <w:r>
+              <w:t xml:space="preserve">24-С</w:t>
+            </w:r>
+          </w:p>
+        </w:tc>
+      </w:tr>
+    </w:tbl>
+    <w:p>
+      <w:r>
+        <w:t xml:space="preserve">9.5. Цена по протоколу разногласий: </w:t>
+      </w:r>
+      <w:r>
+        <w:t xml:space="preserve">8900000</w:t>
+      </w:r>
+      <w:r>
+        <w:t xml:space="preserve">, а прописью: </w:t>
+      </w:r>
+      <w:r>
+        <w:t xml:space="preserve">восемь девятьсот тысяч рублей</w:t>
+      </w:r>
+      <w:r>
+        <w:t xml:space="preserve">.</w:t>
+      </w:r>
+    </w:p>
+    <w:p/>
+    <w:p/>
+    <w:p>
+      <w:r>
+        <w:rPr>
+          <w:b/>
+        </w:rPr>
+        <w:t xml:space="preserve">11. УСЛОВИЯ, ОФОРМЛЕННЫЕ СРЕДСТВАМИ РЕДАКТОРА</w:t>
+      </w:r>
+    </w:p>
+    <w:p>
+      <w:r>
+        <w:t xml:space="preserve">11.1. Цена с учётом протокола разногласий: </w:t>
+      </w:r>
+      <w:ins w:id="1" w:author="Юрист" w:date="2024-01-01T00:00:00Z">
+        <w:r>
+          <w:t xml:space="preserve">не менее 626 000 (Шестисот двадцати шести тысяч) рублей</w:t>
+        </w:r>
+      </w:ins>
+      <w:ins w:id="2" w:author="Юрист" w:date="2024-01-01T00:00:00Z">
+        <w:r>
+          <w:t xml:space="preserve">, в т.ч. НДС </w:t>
+        </w:r>
+      </w:ins>
+      <w:ins w:id="3" w:author="Юрист" w:date="2024-01-01T00:00:00Z">
+        <w:r>
+          <w:t xml:space="preserve">18%</w:t>
+        </w:r>
+      </w:ins>
+      <w:r>
+        <w:t xml:space="preserve">.</w:t>
+      </w:r>
+    </w:p>
+    <w:p>
+      <w:r>
+        <w:t xml:space="preserve">11.2. Срок (составное поле): </w:t>
+      </w:r>
+      <w:r>
+        <w:fldChar w:fldCharType="begin"/>
+      </w:r>
+      <w:r>
+        <w:instrText xml:space="preserve"> REF value \h </w:instrText>
+      </w:r>
+      <w:r>
+        <w:fldChar w:fldCharType="separate"/>
+      </w:r>
+      <w:r>
+        <w:t xml:space="preserve">в течение 60 (Шестидесяти) дней с момента выставления счета</w:t>
+      </w:r>
+      <w:r>
+        <w:fldChar w:fldCharType="end"/>
+      </w:r>
+      <w:r>
+        <w:t xml:space="preserve">.</w:t>
+      </w:r>
+    </w:p>
+    <w:p>
+      <w:r>
+        <w:rPr>
+          <w:b/>
+        </w:rPr>
+        <w:t xml:space="preserve">РЕКВИЗИТЫ И ПОДПИСИ СТОРОН</w:t>
+      </w:r>
+    </w:p>
+    <w:p/>
+    <w:tbl>
+      <w:tblPr>
+        <w:tblW w:w="9360" w:type="dxa"/>
+        <w:tblBorders>
+          <w:top w:val="single" w:sz="4" w:color="auto"/>
+          <w:left w:val="single" w:sz="4" w:color="auto"/>
+          <w:bottom w:val="single" w:sz="4" w:color="auto"/>
+          <w:right w:val="single" w:sz="4" w:color="auto"/>
+          <w:insideH w:val="single" w:sz="4" w:color="auto"/>
+          <w:insideV w:val="single" w:sz="4" w:color="auto"/>
+        </w:tblBorders>
+      </w:tblPr>
+      <w:tblGrid>
+        <w:gridCol w:w="4680"/>
+        <w:gridCol w:w="4680"/>
+      </w:tblGrid>
+      <w:tr>
+        <w:tc>
+          <w:tcPr>
+            <w:tcW w:w="4680" w:type="dxa"/>
+          </w:tcPr>
+          <w:p>
+            <w:r>
+              <w:rPr>
+                <w:b/>
+              </w:rPr>
+              <w:t xml:space="preserve">Агент:</w:t>
+            </w:r>
+          </w:p>
+          <w:p>
+            <w:r>
+              <w:t xml:space="preserve">Виноградов Егор Андреевич</w:t>
+            </w:r>
+          </w:p>
+          <w:p>
+            <w:r>
+              <w:t xml:space="preserve">Дата рождения: </w:t>
+            </w:r>
+            <w:r>
+              <w:t xml:space="preserve">27.10.1962</w:t>
+            </w:r>
+          </w:p>
+          <w:p>
+            <w:r>
+              <w:t xml:space="preserve">Адрес регистрации: </w:t>
+            </w:r>
+            <w:r>
+              <w:t xml:space="preserve">170100, г. Тверь, ш. Победы, д. 6, кв. 94</w:t>
+            </w:r>
+          </w:p>
+          <w:p>
+            <w:r>
+              <w:t xml:space="preserve">Паспорт </w:t>
+            </w:r>
+            <w:r>
+              <w:t xml:space="preserve">67 04 466743</w:t>
+            </w:r>
+            <w:r>
+              <w:t xml:space="preserve">, выдан ОВД «Тропарёво» г. Москвы 04.06.2012</w:t>
+            </w:r>
+            <w:r>
+              <w:t xml:space="preserve">, код подразделения </w:t>
+            </w:r>
+            <w:r>
+              <w:t xml:space="preserve">981-086</w:t>
+            </w:r>
+          </w:p>
+          <w:p>
+            <w:r>
+              <w:t xml:space="preserve">СНИЛС </w:t>
+            </w:r>
+            <w:r>
+              <w:t xml:space="preserve">677-859-910 95</w:t>
+            </w:r>
+            <w:r>
+              <w:t xml:space="preserve"> ИНН </w:t>
+            </w:r>
+            <w:r>
+              <w:t xml:space="preserve">855612616254</w:t>
+            </w:r>
+          </w:p>
+          <w:p>
+            <w:r>
+              <w:t xml:space="preserve">Тел.: </w:t>
+            </w:r>
+            <w:r>
+              <w:t xml:space="preserve">+7 (499) 356-30-26</w:t>
+            </w:r>
+          </w:p>
+          <w:p>
+            <w:r>
+              <w:t xml:space="preserve">E-mail: </w:t>
+            </w:r>
+            <w:r>
+              <w:t xml:space="preserve">vinogradov@yandex.ru</w:t>
+            </w:r>
+          </w:p>
+          <w:p/>
+          <w:p>
+            <w:r>
+              <w:t xml:space="preserve">______________ </w:t>
+            </w:r>
+            <w:r>
+              <w:t xml:space="preserve">Виноградов Е. А.</w:t>
+            </w:r>
+          </w:p>
+        </w:tc>
+        <w:tc>
+          <w:tcPr>
+            <w:tcW w:w="4680" w:type="dxa"/>
+          </w:tcPr>
+          <w:p>
+            <w:r>
               <w:rPr>
                 <w:b/>
               </w:rPr>
@@ -798,7 +951,7 @@
               <w:t xml:space="preserve">Адрес регистрации: </w:t>
             </w:r>
             <w:r>
-              <w:t xml:space="preserve">620014, г. Екатеринбург, бул. Заречная, д. 68, кв. 155</w:t>
+              <w:t xml:space="preserve">141400, г. Химки, ул. Пушкина, д. 44, кв. 109</w:t>
             </w:r>
           </w:p>
           <w:p>
@@ -837,7 +990,7 @@
               <w:t xml:space="preserve">Тел.: </w:t>
             </w:r>
             <w:r>
-              <w:t xml:space="preserve">+7 (495) 618-26-45</w:t>
+              <w:t xml:space="preserve">+7 (812) 328-98-19</w:t>
             </w:r>
           </w:p>
           <w:p>
@@ -845,7 +998,7 @@
               <w:t xml:space="preserve">E-mail: </w:t>
             </w:r>
             <w:r>
-              <w:t xml:space="preserve">titova@romashka.ru</w:t>
+              <w:t xml:space="preserve">titova@mail.ru</w:t>
             </w:r>
           </w:p>
           <w:p/>

--- a/tests/corpus_v2/docs/cx_agency_0025.docx
+++ b/tests/corpus_v2/docs/cx_agency_0025.docx
@@ -499,198 +499,32 @@
         </w:tc>
       </w:tr>
     </w:tbl>
-    <w:p/>
-    <w:p>
-      <w:r>
-        <w:rPr>
-          <w:b/>
-        </w:rPr>
-        <w:t xml:space="preserve">3. МЕСТО И СРОКИ ИСПОЛНЕНИЯ</w:t>
-      </w:r>
-    </w:p>
-    <w:p>
-      <w:r>
-        <w:t xml:space="preserve">3.1. Место исполнения обязательств: </w:t>
-      </w:r>
-      <w:r>
-        <w:t xml:space="preserve">620014, г. Екатеринбург, ул. Космонавтов, д. 83, кв. 56</w:t>
-      </w:r>
-      <w:r>
-        <w:t xml:space="preserve">.</w:t>
-      </w:r>
-    </w:p>
-    <w:p>
-      <w:r>
-        <w:t xml:space="preserve">3.2. Уведомления направляются </w:t>
-      </w:r>
-      <w:r>
-        <w:t xml:space="preserve">Титовой Анне Юрьевне</w:t>
-      </w:r>
-      <w:r>
-        <w:t xml:space="preserve"> по телефону </w:t>
-      </w:r>
-      <w:r>
-        <w:t xml:space="preserve">+7 (846) 598-42-96</w:t>
-      </w:r>
-      <w:r>
-        <w:t xml:space="preserve">.</w:t>
-      </w:r>
-    </w:p>
-    <w:p>
-      <w:r>
-        <w:t xml:space="preserve">3.3. Срок исполнения обязательств — </w:t>
-      </w:r>
-      <w:r>
-        <w:t xml:space="preserve">в течение двадцати четырех месяцев с даты подписания Сторонами акта сдачи-приемки оказанных услуг</w:t>
-      </w:r>
-      <w:r>
-        <w:t xml:space="preserve">.</w:t>
-      </w:r>
-    </w:p>
-    <w:p/>
-    <w:p>
-      <w:r>
-        <w:rPr>
-          <w:b/>
-        </w:rPr>
-        <w:t xml:space="preserve">4. ПРОЧИЕ УСЛОВИЯ</w:t>
-      </w:r>
-    </w:p>
-    <w:p>
-      <w:r>
-        <w:t xml:space="preserve">4.1. </w:t>
-      </w:r>
-      <w:r>
-        <w:t xml:space="preserve">Стороны несут ответственность за неисполнение или ненадлежащее исполнение обязательств в соответствии с законодательством Российской Федерации.</w:t>
-      </w:r>
-    </w:p>
-    <w:p>
-      <w:r>
-        <w:t xml:space="preserve">4.2. </w:t>
-      </w:r>
-      <w:r>
-        <w:t xml:space="preserve">Размер неустойки за нарушение сроков оплаты: </w:t>
-      </w:r>
-      <w:r>
-        <w:t xml:space="preserve">15 (пятнадцать) процентов от стоимости неоплаченных работ</w:t>
-      </w:r>
-      <w:r>
-        <w:t xml:space="preserve">, но не более </w:t>
-      </w:r>
-      <w:r>
-        <w:t xml:space="preserve">10 (десять) процентов от цены Договора</w:t>
-      </w:r>
-      <w:r>
-        <w:t xml:space="preserve">. Предельный размер ответственности: </w:t>
-      </w:r>
-      <w:r>
-        <w:t xml:space="preserve">1/150 ключевой ставки ЦБ РФ за каждый день просрочки</w:t>
-      </w:r>
-      <w:r>
-        <w:t xml:space="preserve">.</w:t>
-      </w:r>
-    </w:p>
-    <w:p>
-      <w:r>
-        <w:t xml:space="preserve">4.3. </w:t>
-      </w:r>
-      <w:r>
-        <w:t xml:space="preserve">Стороны освобождаются от ответственности при наступлении обстоятельств непреодолимой силы, если они прямо повлияли на исполнение обязательств.</w:t>
-      </w:r>
-    </w:p>
-    <w:p>
-      <w:r>
-        <w:t xml:space="preserve">4.4. </w:t>
-      </w:r>
-      <w:r>
-        <w:t xml:space="preserve">Сторона, для которой создалась невозможность исполнения, обязана уведомить другую Сторону. Срок уведомления — </w:t>
-      </w:r>
-      <w:r>
-        <w:t xml:space="preserve">в течение 30 банковских дней с момента выставления счета</w:t>
-      </w:r>
-      <w:r>
-        <w:t xml:space="preserve">.</w:t>
-      </w:r>
-    </w:p>
-    <w:p>
-      <w:r>
-        <w:t xml:space="preserve">4.5. </w:t>
-      </w:r>
-      <w:r>
-        <w:t xml:space="preserve">Все споры и разногласия решаются путём переговоров. Претензионный порядок обязателен, срок ответа на претензию — </w:t>
-      </w:r>
-      <w:r>
-        <w:t xml:space="preserve">не позднее 21.04.2025</w:t>
-      </w:r>
-      <w:r>
-        <w:t xml:space="preserve">.</w:t>
-      </w:r>
-    </w:p>
-    <w:p/>
-    <w:p/>
-    <w:p/>
-    <w:p>
-      <w:r>
-        <w:rPr>
-          <w:b/>
-        </w:rPr>
-        <w:t xml:space="preserve">9. КОНТРОЛЬНЫЕ ВЕЛИЧИНЫ</w:t>
-      </w:r>
-    </w:p>
-    <w:p>
-      <w:r>
-        <w:t xml:space="preserve">9.1. Контрольная запись: </w:t>
-      </w:r>
-      <w:r>
-        <w:rPr>
-          <w:b/>
-        </w:rPr>
-        <w:t xml:space="preserve">Четыре миллиона двести шестьдесят тысяч рублей 0</w:t>
-      </w:r>
-      <w:r>
-        <w:t xml:space="preserve">0 копеек</w:t>
-      </w:r>
-      <w:r>
-        <w:t xml:space="preserve">.</w:t>
-      </w:r>
-    </w:p>
-    <w:p>
-      <w:r>
-        <w:t xml:space="preserve">9.2. Контрольная запись: </w:t>
-      </w:r>
-      <w:r>
-        <w:rPr>
-          <w:b/>
-        </w:rPr>
-        <w:t xml:space="preserve">1/1</w:t>
-      </w:r>
-      <w:r>
-        <w:t xml:space="preserve">30 ключевой ставки ЦБ РФ годовых</w:t>
-      </w:r>
-      <w:r>
-        <w:t xml:space="preserve">.</w:t>
-      </w:r>
-    </w:p>
-    <w:p>
-      <w:r>
-        <w:t xml:space="preserve">9.3. Контрольная запись: </w:t>
-      </w:r>
-      <w:r>
-        <w:rPr>
-          <w:b/>
-        </w:rPr>
-        <w:t xml:space="preserve">в течение 2</w:t>
-      </w:r>
-      <w:r>
-        <w:t xml:space="preserve">0 рабочих дней с момента заключения контракта</w:t>
-      </w:r>
-      <w:r>
-        <w:t xml:space="preserve">.</w:t>
-      </w:r>
-    </w:p>
-    <w:p>
-      <w:r>
-        <w:t xml:space="preserve">9.4. Контрольная запись (таблица):</w:t>
+    <w:p>
+      <w:r>
+        <w:t xml:space="preserve">2.8. </w:t>
+      </w:r>
+      <w:r>
+        <w:t xml:space="preserve">Платёж по налогу перечисляется на код бюджетной классификации </w:t>
+      </w:r>
+      <w:r>
+        <w:t xml:space="preserve">182 101 010 110 110 001 10</w:t>
+      </w:r>
+      <w:r>
+        <w:t xml:space="preserve">, получатель — территориальный орган Федерального казначейства.</w:t>
+      </w:r>
+    </w:p>
+    <w:p>
+      <w:r>
+        <w:t xml:space="preserve">2.9. </w:t>
+      </w:r>
+      <w:r>
+        <w:t xml:space="preserve">Полномочия подтверждаются свидетельством о рождении, выдано </w:t>
+      </w:r>
+      <w:r>
+        <w:t xml:space="preserve">13.08.2011</w:t>
+      </w:r>
+      <w:r>
+        <w:t xml:space="preserve"> отделом ЗАГС.</w:t>
       </w:r>
     </w:p>
     <w:tbl>
@@ -716,7 +550,7 @@
           </w:tcPr>
           <w:p>
             <w:r>
-              <w:t xml:space="preserve">44/20</w:t>
+              <w:t xml:space="preserve">5</w:t>
             </w:r>
           </w:p>
         </w:tc>
@@ -726,7 +560,7 @@
           </w:tcPr>
           <w:p>
             <w:r>
-              <w:t xml:space="preserve">24-С</w:t>
+              <w:t xml:space="preserve">РУБ.</w:t>
             </w:r>
           </w:p>
         </w:tc>
@@ -734,86 +568,218 @@
     </w:tbl>
     <w:p>
       <w:r>
-        <w:t xml:space="preserve">9.5. Цена по протоколу разногласий: </w:t>
-      </w:r>
-      <w:r>
-        <w:t xml:space="preserve">8900000</w:t>
-      </w:r>
-      <w:r>
-        <w:t xml:space="preserve">, а прописью: </w:t>
-      </w:r>
-      <w:r>
-        <w:t xml:space="preserve">восемь девятьсот тысяч рублей</w:t>
-      </w:r>
-      <w:r>
-        <w:t xml:space="preserve">.</w:t>
-      </w:r>
-    </w:p>
-    <w:p/>
-    <w:p/>
-    <w:p>
-      <w:r>
-        <w:rPr>
-          <w:b/>
-        </w:rPr>
-        <w:t xml:space="preserve">11. УСЛОВИЯ, ОФОРМЛЕННЫЕ СРЕДСТВАМИ РЕДАКТОРА</w:t>
-      </w:r>
-    </w:p>
-    <w:p>
-      <w:r>
-        <w:t xml:space="preserve">11.1. Цена с учётом протокола разногласий: </w:t>
-      </w:r>
-      <w:ins w:id="1" w:author="Юрист" w:date="2024-01-01T00:00:00Z">
-        <w:r>
-          <w:t xml:space="preserve">не менее 626 000 (Шестисот двадцати шести тысяч) рублей</w:t>
-        </w:r>
-      </w:ins>
-      <w:ins w:id="2" w:author="Юрист" w:date="2024-01-01T00:00:00Z">
-        <w:r>
-          <w:t xml:space="preserve">, в т.ч. НДС </w:t>
-        </w:r>
-      </w:ins>
-      <w:ins w:id="3" w:author="Юрист" w:date="2024-01-01T00:00:00Z">
-        <w:r>
-          <w:t xml:space="preserve">18%</w:t>
-        </w:r>
-      </w:ins>
-      <w:r>
-        <w:t xml:space="preserve">.</w:t>
-      </w:r>
-    </w:p>
-    <w:p>
-      <w:r>
-        <w:t xml:space="preserve">11.2. Срок (составное поле): </w:t>
-      </w:r>
-      <w:r>
-        <w:fldChar w:fldCharType="begin"/>
-      </w:r>
-      <w:r>
-        <w:instrText xml:space="preserve"> REF value \h </w:instrText>
-      </w:r>
-      <w:r>
-        <w:fldChar w:fldCharType="separate"/>
-      </w:r>
-      <w:r>
-        <w:t xml:space="preserve">в течение 60 (Шестидесяти) дней с момента выставления счета</w:t>
-      </w:r>
-      <w:r>
-        <w:fldChar w:fldCharType="end"/>
-      </w:r>
-      <w:r>
-        <w:t xml:space="preserve">.</w:t>
-      </w:r>
-    </w:p>
-    <w:p>
-      <w:r>
-        <w:rPr>
-          <w:b/>
-        </w:rPr>
-        <w:t xml:space="preserve">РЕКВИЗИТЫ И ПОДПИСИ СТОРОН</w:t>
-      </w:r>
-    </w:p>
-    <w:p/>
+        <w:t xml:space="preserve">2.10. </w:t>
+      </w:r>
+      <w:r>
+        <w:t xml:space="preserve">Поставке подлежит насос модели </w:t>
+      </w:r>
+      <w:r>
+        <w:t xml:space="preserve">ЭЦВ-6-10-80h</w:t>
+      </w:r>
+      <w:r>
+        <w:t xml:space="preserve"> и кабель марки </w:t>
+      </w:r>
+      <w:r>
+        <w:t xml:space="preserve">ВВГнг(А)-LSt</w:t>
+      </w:r>
+      <w:r>
+        <w:t xml:space="preserve">.</w:t>
+      </w:r>
+    </w:p>
+    <w:p/>
+    <w:p>
+      <w:r>
+        <w:rPr>
+          <w:b/>
+        </w:rPr>
+        <w:t xml:space="preserve">3. МЕСТО И СРОКИ ИСПОЛНЕНИЯ</w:t>
+      </w:r>
+    </w:p>
+    <w:p>
+      <w:r>
+        <w:t xml:space="preserve">3.1. Место исполнения обязательств: </w:t>
+      </w:r>
+      <w:r>
+        <w:t xml:space="preserve">614000, г. Пермь, проезд Лесная, д. 33, кв. 173</w:t>
+      </w:r>
+      <w:r>
+        <w:t xml:space="preserve">.</w:t>
+      </w:r>
+    </w:p>
+    <w:p>
+      <w:r>
+        <w:t xml:space="preserve">3.2. Уведомления направляются </w:t>
+      </w:r>
+      <w:r>
+        <w:t xml:space="preserve">Титовой Анне Юрьевне</w:t>
+      </w:r>
+      <w:r>
+        <w:t xml:space="preserve"> по телефону </w:t>
+      </w:r>
+      <w:r>
+        <w:t xml:space="preserve">+7 (812) 580-70-44</w:t>
+      </w:r>
+      <w:r>
+        <w:t xml:space="preserve">.</w:t>
+      </w:r>
+    </w:p>
+    <w:p>
+      <w:r>
+        <w:t xml:space="preserve">3.3. Срок исполнения обязательств — </w:t>
+      </w:r>
+      <w:r>
+        <w:t xml:space="preserve">в течение шести месяцев с даты подписания Сторонами акта сдачи-приемки оказанных услуг</w:t>
+      </w:r>
+      <w:r>
+        <w:t xml:space="preserve">.</w:t>
+      </w:r>
+    </w:p>
+    <w:p/>
+    <w:p>
+      <w:r>
+        <w:rPr>
+          <w:b/>
+        </w:rPr>
+        <w:t xml:space="preserve">4. ПРОЧИЕ УСЛОВИЯ</w:t>
+      </w:r>
+    </w:p>
+    <w:p>
+      <w:r>
+        <w:t xml:space="preserve">4.1. </w:t>
+      </w:r>
+      <w:r>
+        <w:t xml:space="preserve">Стороны несут ответственность за неисполнение или ненадлежащее исполнение обязательств в соответствии с законодательством Российской Федерации.</w:t>
+      </w:r>
+    </w:p>
+    <w:p>
+      <w:r>
+        <w:t xml:space="preserve">4.2. </w:t>
+      </w:r>
+      <w:r>
+        <w:t xml:space="preserve">Размер неустойки за нарушение сроков оплаты: </w:t>
+      </w:r>
+      <w:r>
+        <w:t xml:space="preserve">5 (пять) процентов от стоимости неоплаченных работ</w:t>
+      </w:r>
+      <w:r>
+        <w:t xml:space="preserve">, но не более </w:t>
+      </w:r>
+      <w:r>
+        <w:t xml:space="preserve">15 (пятнадцать) процентов от цены Договора</w:t>
+      </w:r>
+      <w:r>
+        <w:t xml:space="preserve">. Предельный размер ответственности: </w:t>
+      </w:r>
+      <w:r>
+        <w:t xml:space="preserve">1/150 ключевой ставки ЦБ РФ за каждый день просрочки</w:t>
+      </w:r>
+      <w:r>
+        <w:t xml:space="preserve">.</w:t>
+      </w:r>
+    </w:p>
+    <w:p>
+      <w:r>
+        <w:t xml:space="preserve">4.3. </w:t>
+      </w:r>
+      <w:r>
+        <w:t xml:space="preserve">Стороны освобождаются от ответственности при наступлении обстоятельств непреодолимой силы, если они прямо повлияли на исполнение обязательств.</w:t>
+      </w:r>
+    </w:p>
+    <w:p>
+      <w:r>
+        <w:t xml:space="preserve">4.4. </w:t>
+      </w:r>
+      <w:r>
+        <w:t xml:space="preserve">Сторона, для которой создалась невозможность исполнения, обязана уведомить другую Сторону. Срок уведомления — </w:t>
+      </w:r>
+      <w:r>
+        <w:t xml:space="preserve">в течение 30 банковских дней с момента выставления счета</w:t>
+      </w:r>
+      <w:r>
+        <w:t xml:space="preserve">.</w:t>
+      </w:r>
+    </w:p>
+    <w:p>
+      <w:r>
+        <w:t xml:space="preserve">4.5. </w:t>
+      </w:r>
+      <w:r>
+        <w:t xml:space="preserve">Все споры и разногласия решаются путём переговоров. Претензионный порядок обязателен, срок ответа на претензию — </w:t>
+      </w:r>
+      <w:r>
+        <w:t xml:space="preserve">не позднее 09.02.2026</w:t>
+      </w:r>
+      <w:r>
+        <w:t xml:space="preserve">.</w:t>
+      </w:r>
+    </w:p>
+    <w:p/>
+    <w:p/>
+    <w:p/>
+    <w:p>
+      <w:r>
+        <w:rPr>
+          <w:b/>
+        </w:rPr>
+        <w:t xml:space="preserve">9. КОНТРОЛЬНЫЕ ВЕЛИЧИНЫ</w:t>
+      </w:r>
+    </w:p>
+    <w:p>
+      <w:r>
+        <w:t xml:space="preserve">9.1. Контрольная запись: </w:t>
+      </w:r>
+      <w:r>
+        <w:rPr>
+          <w:b/>
+        </w:rPr>
+        <w:t xml:space="preserve">Три миллиона шестьсот десять тысяч рублей 0</w:t>
+      </w:r>
+      <w:r>
+        <w:t xml:space="preserve">0 копеек</w:t>
+      </w:r>
+      <w:r>
+        <w:t xml:space="preserve">.</w:t>
+      </w:r>
+    </w:p>
+    <w:p>
+      <w:r>
+        <w:t xml:space="preserve">9.2. Контрольная запись: </w:t>
+      </w:r>
+      <w:r>
+        <w:rPr>
+          <w:b/>
+        </w:rPr>
+        <w:t xml:space="preserve">1/1</w:t>
+      </w:r>
+      <w:r>
+        <w:t xml:space="preserve">30 ключевой ставки ЦБ РФ годовых</w:t>
+      </w:r>
+      <w:r>
+        <w:t xml:space="preserve">.</w:t>
+      </w:r>
+    </w:p>
+    <w:p>
+      <w:r>
+        <w:t xml:space="preserve">9.3. Контрольная запись: </w:t>
+      </w:r>
+      <w:r>
+        <w:rPr>
+          <w:b/>
+        </w:rPr>
+        <w:t xml:space="preserve">в течение 6</w:t>
+      </w:r>
+      <w:r>
+        <w:t xml:space="preserve">0 рабочих дней с момента заключения контракта</w:t>
+      </w:r>
+      <w:r>
+        <w:t xml:space="preserve">.</w:t>
+      </w:r>
+    </w:p>
+    <w:p>
+      <w:r>
+        <w:t xml:space="preserve">9.4. Контрольная запись (таблица):</w:t>
+      </w:r>
+    </w:p>
     <w:tbl>
       <w:tblPr>
         <w:tblW w:w="9360" w:type="dxa"/>
@@ -837,87 +803,7 @@
           </w:tcPr>
           <w:p>
             <w:r>
-              <w:rPr>
-                <w:b/>
-              </w:rPr>
-              <w:t xml:space="preserve">Агент:</w:t>
-            </w:r>
-          </w:p>
-          <w:p>
-            <w:r>
-              <w:t xml:space="preserve">Виноградов Егор Андреевич</w:t>
-            </w:r>
-          </w:p>
-          <w:p>
-            <w:r>
-              <w:t xml:space="preserve">Дата рождения: </w:t>
-            </w:r>
-            <w:r>
-              <w:t xml:space="preserve">27.10.1962</w:t>
-            </w:r>
-          </w:p>
-          <w:p>
-            <w:r>
-              <w:t xml:space="preserve">Адрес регистрации: </w:t>
-            </w:r>
-            <w:r>
-              <w:t xml:space="preserve">170100, г. Тверь, ш. Победы, д. 6, кв. 94</w:t>
-            </w:r>
-          </w:p>
-          <w:p>
-            <w:r>
-              <w:t xml:space="preserve">Паспорт </w:t>
-            </w:r>
-            <w:r>
-              <w:t xml:space="preserve">67 04 466743</w:t>
-            </w:r>
-            <w:r>
-              <w:t xml:space="preserve">, выдан ОВД «Тропарёво» г. Москвы 04.06.2012</w:t>
-            </w:r>
-            <w:r>
-              <w:t xml:space="preserve">, код подразделения </w:t>
-            </w:r>
-            <w:r>
-              <w:t xml:space="preserve">981-086</w:t>
-            </w:r>
-          </w:p>
-          <w:p>
-            <w:r>
-              <w:t xml:space="preserve">СНИЛС </w:t>
-            </w:r>
-            <w:r>
-              <w:t xml:space="preserve">677-859-910 95</w:t>
-            </w:r>
-            <w:r>
-              <w:t xml:space="preserve"> ИНН </w:t>
-            </w:r>
-            <w:r>
-              <w:t xml:space="preserve">855612616254</w:t>
-            </w:r>
-          </w:p>
-          <w:p>
-            <w:r>
-              <w:t xml:space="preserve">Тел.: </w:t>
-            </w:r>
-            <w:r>
-              <w:t xml:space="preserve">+7 (499) 356-30-26</w:t>
-            </w:r>
-          </w:p>
-          <w:p>
-            <w:r>
-              <w:t xml:space="preserve">E-mail: </w:t>
-            </w:r>
-            <w:r>
-              <w:t xml:space="preserve">vinogradov@yandex.ru</w:t>
-            </w:r>
-          </w:p>
-          <w:p/>
-          <w:p>
-            <w:r>
-              <w:t xml:space="preserve">______________ </w:t>
-            </w:r>
-            <w:r>
-              <w:t xml:space="preserve">Виноградов Е. А.</w:t>
+              <w:t xml:space="preserve">78/20</w:t>
             </w:r>
           </w:p>
         </w:tc>
@@ -927,6 +813,207 @@
           </w:tcPr>
           <w:p>
             <w:r>
+              <w:t xml:space="preserve">23-Д</w:t>
+            </w:r>
+          </w:p>
+        </w:tc>
+      </w:tr>
+    </w:tbl>
+    <w:p>
+      <w:r>
+        <w:t xml:space="preserve">9.5. Цена по протоколу разногласий: </w:t>
+      </w:r>
+      <w:r>
+        <w:t xml:space="preserve">3500000</w:t>
+      </w:r>
+      <w:r>
+        <w:t xml:space="preserve">, а прописью: </w:t>
+      </w:r>
+      <w:r>
+        <w:t xml:space="preserve">три пятьсот тысяч рублей</w:t>
+      </w:r>
+      <w:r>
+        <w:t xml:space="preserve">.</w:t>
+      </w:r>
+    </w:p>
+    <w:p/>
+    <w:p/>
+    <w:p>
+      <w:r>
+        <w:rPr>
+          <w:b/>
+        </w:rPr>
+        <w:t xml:space="preserve">11. УСЛОВИЯ, ОФОРМЛЕННЫЕ СРЕДСТВАМИ РЕДАКТОРА</w:t>
+      </w:r>
+    </w:p>
+    <w:p>
+      <w:r>
+        <w:t xml:space="preserve">11.1. Цена с учётом протокола разногласий: </w:t>
+      </w:r>
+      <w:ins w:id="1" w:author="Юрист" w:date="2024-01-01T00:00:00Z">
+        <w:r>
+          <w:t xml:space="preserve">не менее 630 000 (Шестисот тридцати тысяч) рублей</w:t>
+        </w:r>
+      </w:ins>
+      <w:ins w:id="2" w:author="Юрист" w:date="2024-01-01T00:00:00Z">
+        <w:r>
+          <w:t xml:space="preserve">, в т.ч. НДС </w:t>
+        </w:r>
+      </w:ins>
+      <w:ins w:id="3" w:author="Юрист" w:date="2024-01-01T00:00:00Z">
+        <w:r>
+          <w:t xml:space="preserve">18%</w:t>
+        </w:r>
+      </w:ins>
+      <w:r>
+        <w:t xml:space="preserve">.</w:t>
+      </w:r>
+    </w:p>
+    <w:p>
+      <w:r>
+        <w:t xml:space="preserve">11.2. Срок (составное поле): </w:t>
+      </w:r>
+      <w:r>
+        <w:fldChar w:fldCharType="begin"/>
+      </w:r>
+      <w:r>
+        <w:instrText xml:space="preserve"> REF value \h </w:instrText>
+      </w:r>
+      <w:r>
+        <w:fldChar w:fldCharType="separate"/>
+      </w:r>
+      <w:r>
+        <w:t xml:space="preserve">в течение 20 (Двадцати) дней с момента выставления счета</w:t>
+      </w:r>
+      <w:r>
+        <w:fldChar w:fldCharType="end"/>
+      </w:r>
+      <w:r>
+        <w:t xml:space="preserve">.</w:t>
+      </w:r>
+    </w:p>
+    <w:p>
+      <w:r>
+        <w:rPr>
+          <w:b/>
+        </w:rPr>
+        <w:t xml:space="preserve">РЕКВИЗИТЫ И ПОДПИСИ СТОРОН</w:t>
+      </w:r>
+    </w:p>
+    <w:p/>
+    <w:tbl>
+      <w:tblPr>
+        <w:tblW w:w="9360" w:type="dxa"/>
+        <w:tblBorders>
+          <w:top w:val="single" w:sz="4" w:color="auto"/>
+          <w:left w:val="single" w:sz="4" w:color="auto"/>
+          <w:bottom w:val="single" w:sz="4" w:color="auto"/>
+          <w:right w:val="single" w:sz="4" w:color="auto"/>
+          <w:insideH w:val="single" w:sz="4" w:color="auto"/>
+          <w:insideV w:val="single" w:sz="4" w:color="auto"/>
+        </w:tblBorders>
+      </w:tblPr>
+      <w:tblGrid>
+        <w:gridCol w:w="4680"/>
+        <w:gridCol w:w="4680"/>
+      </w:tblGrid>
+      <w:tr>
+        <w:tc>
+          <w:tcPr>
+            <w:tcW w:w="4680" w:type="dxa"/>
+          </w:tcPr>
+          <w:p>
+            <w:r>
+              <w:rPr>
+                <w:b/>
+              </w:rPr>
+              <w:t xml:space="preserve">Агент:</w:t>
+            </w:r>
+          </w:p>
+          <w:p>
+            <w:r>
+              <w:t xml:space="preserve">Виноградов Егор Андреевич</w:t>
+            </w:r>
+          </w:p>
+          <w:p>
+            <w:r>
+              <w:t xml:space="preserve">Дата рождения: </w:t>
+            </w:r>
+            <w:r>
+              <w:t xml:space="preserve">27.10.1962</w:t>
+            </w:r>
+          </w:p>
+          <w:p>
+            <w:r>
+              <w:t xml:space="preserve">Адрес регистрации: </w:t>
+            </w:r>
+            <w:r>
+              <w:t xml:space="preserve">170100, г. Тверь, просп. Победы, д. 17, кв. 43</w:t>
+            </w:r>
+          </w:p>
+          <w:p>
+            <w:r>
+              <w:t xml:space="preserve">Паспорт </w:t>
+            </w:r>
+            <w:r>
+              <w:t xml:space="preserve">67 04 466743</w:t>
+            </w:r>
+            <w:r>
+              <w:t xml:space="preserve">, выдан ОВД «Тропарёво» г. Москвы 04.06.2012</w:t>
+            </w:r>
+            <w:r>
+              <w:t xml:space="preserve">, код подразделения </w:t>
+            </w:r>
+            <w:r>
+              <w:t xml:space="preserve">981-086</w:t>
+            </w:r>
+          </w:p>
+          <w:p>
+            <w:r>
+              <w:t xml:space="preserve">СНИЛС </w:t>
+            </w:r>
+            <w:r>
+              <w:t xml:space="preserve">677-859-910 95</w:t>
+            </w:r>
+            <w:r>
+              <w:t xml:space="preserve"> ИНН </w:t>
+            </w:r>
+            <w:r>
+              <w:t xml:space="preserve">855612616254</w:t>
+            </w:r>
+          </w:p>
+          <w:p>
+            <w:r>
+              <w:t xml:space="preserve">Тел.: </w:t>
+            </w:r>
+            <w:r>
+              <w:t xml:space="preserve">+7 (812) 312-21-53</w:t>
+            </w:r>
+          </w:p>
+          <w:p>
+            <w:r>
+              <w:t xml:space="preserve">E-mail: </w:t>
+            </w:r>
+            <w:r>
+              <w:t xml:space="preserve">vinogradov@inbox.ru</w:t>
+            </w:r>
+          </w:p>
+          <w:p/>
+          <w:p>
+            <w:r>
+              <w:t xml:space="preserve">______________ </w:t>
+            </w:r>
+            <w:r>
+              <w:t xml:space="preserve">Виноградов Е. А.</w:t>
+            </w:r>
+          </w:p>
+        </w:tc>
+        <w:tc>
+          <w:tcPr>
+            <w:tcW w:w="4680" w:type="dxa"/>
+          </w:tcPr>
+          <w:p>
+            <w:r>
               <w:rPr>
                 <w:b/>
               </w:rPr>
@@ -951,7 +1038,7 @@
               <w:t xml:space="preserve">Адрес регистрации: </w:t>
             </w:r>
             <w:r>
-              <w:t xml:space="preserve">141400, г. Химки, ул. Пушкина, д. 44, кв. 109</w:t>
+              <w:t xml:space="preserve">141300, г. Сергиев Посад, просп. Октябрьская, д. 89, кв. 20</w:t>
             </w:r>
           </w:p>
           <w:p>
@@ -990,7 +1077,7 @@
               <w:t xml:space="preserve">Тел.: </w:t>
             </w:r>
             <w:r>
-              <w:t xml:space="preserve">+7 (812) 328-98-19</w:t>
+              <w:t xml:space="preserve">+7 (495) 958-76-42</w:t>
             </w:r>
           </w:p>
           <w:p>
@@ -998,7 +1085,7 @@
               <w:t xml:space="preserve">E-mail: </w:t>
             </w:r>
             <w:r>
-              <w:t xml:space="preserve">titova@mail.ru</w:t>
+              <w:t xml:space="preserve">titova@bk.ru</w:t>
             </w:r>
           </w:p>
           <w:p/>

--- a/tests/corpus_v2/docs/cx_agency_0025.docx
+++ b/tests/corpus_v2/docs/cx_agency_0025.docx
@@ -170,6 +170,101 @@
         <w:t xml:space="preserve">Принципал обязан возместить Агенту расходы, понесённые при исполнении поручения.</w:t>
       </w:r>
     </w:p>
+    <w:p>
+      <w:r>
+        <w:t xml:space="preserve">1.5. </w:t>
+      </w:r>
+      <w:r>
+        <w:t xml:space="preserve">Товар отгружается по товарной накладной ТОРГ-12 № </w:t>
+      </w:r>
+      <w:r>
+        <w:t xml:space="preserve">048539127</w:t>
+      </w:r>
+      <w:r>
+        <w:t xml:space="preserve">. Каталожный номер изделия — </w:t>
+      </w:r>
+      <w:r>
+        <w:t xml:space="preserve">047048112</w:t>
+      </w:r>
+      <w:r>
+        <w:t xml:space="preserve">. Изделию присвоен заводской номер </w:t>
+      </w:r>
+      <w:r>
+        <w:t xml:space="preserve">048567605</w:t>
+      </w:r>
+      <w:r>
+        <w:t xml:space="preserve">.</w:t>
+      </w:r>
+    </w:p>
+    <w:p>
+      <w:r>
+        <w:t xml:space="preserve">1.6. </w:t>
+      </w:r>
+      <w:r>
+        <w:t xml:space="preserve">Расходы отражаются по коду цели </w:t>
+      </w:r>
+      <w:r>
+        <w:t xml:space="preserve">042272905</w:t>
+      </w:r>
+      <w:r>
+        <w:t xml:space="preserve">, установленному приказом Минфина России от 01.12.2010 № 157н. </w:t>
+      </w:r>
+      <w:r>
+        <w:t xml:space="preserve">БИК банка Стороны в настоящем разделе не приводится; номер заявки на открытие счёта — </w:t>
+      </w:r>
+      <w:r>
+        <w:t xml:space="preserve">045191789</w:t>
+      </w:r>
+      <w:r>
+        <w:t xml:space="preserve">.</w:t>
+      </w:r>
+    </w:p>
+    <w:p>
+      <w:r>
+        <w:t xml:space="preserve">1.7. </w:t>
+      </w:r>
+      <w:r>
+        <w:t xml:space="preserve">Абоненту открыт лицевой счёт </w:t>
+      </w:r>
+      <w:r>
+        <w:t xml:space="preserve">83251133695</w:t>
+      </w:r>
+      <w:r>
+        <w:t xml:space="preserve">. Приложение учтено за номером </w:t>
+      </w:r>
+      <w:r>
+        <w:t xml:space="preserve">82405738721</w:t>
+      </w:r>
+      <w:r>
+        <w:t xml:space="preserve">. Прибор учёта имеет заводской номер </w:t>
+      </w:r>
+      <w:r>
+        <w:t xml:space="preserve">87733461932</w:t>
+      </w:r>
+      <w:r>
+        <w:t xml:space="preserve">.</w:t>
+      </w:r>
+    </w:p>
+    <w:p>
+      <w:r>
+        <w:t xml:space="preserve">1.8. </w:t>
+      </w:r>
+      <w:r>
+        <w:t xml:space="preserve">Сведения внесены в реестр за номером </w:t>
+      </w:r>
+      <w:r>
+        <w:t xml:space="preserve">85514563612</w:t>
+      </w:r>
+      <w:r>
+        <w:t xml:space="preserve">, как предусмотрено пунктом 2 статьи 434 Гражданского кодекса Российской Федерации. Уведомление о регистрации имеет исходящий № </w:t>
+      </w:r>
+      <w:r>
+        <w:t xml:space="preserve">87380197312</w:t>
+      </w:r>
+      <w:r>
+        <w:t xml:space="preserve">.</w:t>
+      </w:r>
+    </w:p>
     <w:p/>
     <w:p>
       <w:r>
@@ -184,7 +279,7 @@
         <w:t xml:space="preserve">2.1. Общая цена Договора: </w:t>
       </w:r>
       <w:r>
-        <w:t xml:space="preserve">867000 (восемьсот шестьдесят семь тысяч) рублей 50 копеек</w:t>
+        <w:t xml:space="preserve">76600000 (семьдесят шесть миллионов шестьсот тысяч) рублей 00 копеек</w:t>
       </w:r>
       <w:r>
         <w:t xml:space="preserve">, </w:t>
@@ -201,7 +296,7 @@
         <w:t xml:space="preserve">2.2. Налог: </w:t>
       </w:r>
       <w:r>
-        <w:t xml:space="preserve">18% от цены Договора</w:t>
+        <w:t xml:space="preserve">5% от цены Договора</w:t>
       </w:r>
       <w:r>
         <w:t xml:space="preserve">.</w:t>
@@ -212,7 +307,7 @@
         <w:t xml:space="preserve">2.3. Срок оплаты — </w:t>
       </w:r>
       <w:r>
-        <w:t xml:space="preserve">в течение 30 (Тридцати) банковских дней</w:t>
+        <w:t xml:space="preserve">в течение 60 (Шестидесяти) банковских дней</w:t>
       </w:r>
       <w:r>
         <w:t xml:space="preserve">.</w:t>
@@ -232,7 +327,7 @@
         <w:t xml:space="preserve">, артикул </w:t>
       </w:r>
       <w:r>
-        <w:t xml:space="preserve">RM-9366-73</w:t>
+        <w:t xml:space="preserve">RM-5107-78</w:t>
       </w:r>
       <w:r>
         <w:t xml:space="preserve">, код </w:t>
@@ -292,49 +387,49 @@
         <w:t xml:space="preserve">. Товар отгружается с сопроводительным документом паспорт качества № </w:t>
       </w:r>
       <w:r>
-        <w:t xml:space="preserve">84 05 009134</w:t>
+        <w:t xml:space="preserve">40 03 892806</w:t>
       </w:r>
       <w:r>
         <w:t xml:space="preserve">. К партии приложен паспорт изделия № </w:t>
       </w:r>
       <w:r>
-        <w:t xml:space="preserve">29 10 392178</w:t>
+        <w:t xml:space="preserve">02 15 423378</w:t>
       </w:r>
       <w:r>
         <w:t xml:space="preserve">. Оборудование поставляется с паспортом транспортного средства № </w:t>
       </w:r>
       <w:r>
-        <w:t xml:space="preserve">97 05 747722</w:t>
+        <w:t xml:space="preserve">55 04 142763</w:t>
       </w:r>
       <w:r>
         <w:t xml:space="preserve">. Приёмка производится согласно техническому паспорту </w:t>
       </w:r>
       <w:r>
-        <w:t xml:space="preserve">72 07 113002</w:t>
+        <w:t xml:space="preserve">46 16 411712</w:t>
       </w:r>
       <w:r>
         <w:t xml:space="preserve">. СНИЛС не указан, номер заказа </w:t>
       </w:r>
       <w:r>
-        <w:t xml:space="preserve">820-349-263 36</w:t>
+        <w:t xml:space="preserve">744-696-008 53</w:t>
       </w:r>
       <w:r>
         <w:t xml:space="preserve">. Дата рождения не проставлена, документ выдан </w:t>
       </w:r>
       <w:r>
-        <w:t xml:space="preserve">16.01.2020</w:t>
+        <w:t xml:space="preserve">22.09.2024</w:t>
       </w:r>
       <w:r>
         <w:t xml:space="preserve">. Код подразделения, см. артикул </w:t>
       </w:r>
       <w:r>
-        <w:t xml:space="preserve">029-563</w:t>
+        <w:t xml:space="preserve">541-436</w:t>
       </w:r>
       <w:r>
         <w:t xml:space="preserve">. Цена — </w:t>
       </w:r>
       <w:r>
-        <w:t xml:space="preserve">402 000,31 ₽</w:t>
+        <w:t xml:space="preserve">81 400 000,77 ₽</w:t>
       </w:r>
       <w:r>
         <w:t xml:space="preserve">, в т.ч. НДС </w:t>
@@ -354,25 +449,25 @@
         <w:t xml:space="preserve">Товар маркирован штрихкодом </w:t>
       </w:r>
       <w:r>
-        <w:t xml:space="preserve">4600921380520</w:t>
+        <w:t xml:space="preserve">4607423017381</w:t>
       </w:r>
       <w:r>
         <w:t xml:space="preserve">. Код контрагента по ОКПО — </w:t>
       </w:r>
       <w:r>
-        <w:t xml:space="preserve">9206964368</w:t>
+        <w:t xml:space="preserve">8004358873</w:t>
       </w:r>
       <w:r>
         <w:t xml:space="preserve">. Оборудование учтено под инвентарным номером </w:t>
       </w:r>
       <w:r>
-        <w:t xml:space="preserve">042651610</w:t>
+        <w:t xml:space="preserve">040632209</w:t>
       </w:r>
       <w:r>
         <w:t xml:space="preserve">, складской позиции присвоен номер </w:t>
       </w:r>
       <w:r>
-        <w:t xml:space="preserve">875835358</w:t>
+        <w:t xml:space="preserve">289924699</w:t>
       </w:r>
       <w:r>
         <w:t xml:space="preserve">.</w:t>
@@ -386,19 +481,19 @@
         <w:t xml:space="preserve">Оплата по счёту-фактуре на КБК </w:t>
       </w:r>
       <w:r>
-        <w:t xml:space="preserve">18210101011011000118</w:t>
+        <w:t xml:space="preserve">18210101011011000158</w:t>
       </w:r>
       <w:r>
         <w:t xml:space="preserve">. ИНН не присвоен, регистрационный № </w:t>
       </w:r>
       <w:r>
-        <w:t xml:space="preserve">2799269838</w:t>
+        <w:t xml:space="preserve">1674879509</w:t>
       </w:r>
       <w:r>
         <w:t xml:space="preserve">. ИНН не присвоен, платёжный документ № </w:t>
       </w:r>
       <w:r>
-        <w:t xml:space="preserve">694029552630</w:t>
+        <w:t xml:space="preserve">990850583829</w:t>
       </w:r>
       <w:r>
         <w:t xml:space="preserve">. Заказчик действует в лице </w:t>
@@ -493,7 +588,7 @@
           </w:tcPr>
           <w:p>
             <w:r>
-              <w:t xml:space="preserve">0495593700</w:t>
+              <w:t xml:space="preserve">3177796569</w:t>
             </w:r>
           </w:p>
         </w:tc>
@@ -521,7 +616,7 @@
         <w:t xml:space="preserve">Полномочия подтверждаются свидетельством о рождении, выдано </w:t>
       </w:r>
       <w:r>
-        <w:t xml:space="preserve">13.08.2011</w:t>
+        <w:t xml:space="preserve">19.09.2019</w:t>
       </w:r>
       <w:r>
         <w:t xml:space="preserve"> отделом ЗАГС.</w:t>
@@ -550,7 +645,7 @@
           </w:tcPr>
           <w:p>
             <w:r>
-              <w:t xml:space="preserve">5</w:t>
+              <w:t xml:space="preserve">8</w:t>
             </w:r>
           </w:p>
         </w:tc>
@@ -600,7 +695,7 @@
         <w:t xml:space="preserve">3.1. Место исполнения обязательств: </w:t>
       </w:r>
       <w:r>
-        <w:t xml:space="preserve">614000, г. Пермь, проезд Лесная, д. 33, кв. 173</w:t>
+        <w:t xml:space="preserve">614000, г. Пермь, просп. Космонавтов, д. 58, кв. 50</w:t>
       </w:r>
       <w:r>
         <w:t xml:space="preserve">.</w:t>
@@ -617,7 +712,7 @@
         <w:t xml:space="preserve"> по телефону </w:t>
       </w:r>
       <w:r>
-        <w:t xml:space="preserve">+7 (812) 580-70-44</w:t>
+        <w:t xml:space="preserve">+7 (495) 248-49-48</w:t>
       </w:r>
       <w:r>
         <w:t xml:space="preserve">.</w:t>
@@ -629,6 +724,110 @@
       </w:r>
       <w:r>
         <w:t xml:space="preserve">в течение шести месяцев с даты подписания Сторонами акта сдачи-приемки оказанных услуг</w:t>
+      </w:r>
+      <w:r>
+        <w:t xml:space="preserve">.</w:t>
+      </w:r>
+    </w:p>
+    <w:p>
+      <w:r>
+        <w:t xml:space="preserve">3.4. </w:t>
+      </w:r>
+      <w:r>
+        <w:t xml:space="preserve">Работы выполняются за счёт средств бюджета по коду бюджетной классификации </w:t>
+      </w:r>
+      <w:r>
+        <w:t xml:space="preserve">18255219520709907653</w:t>
+      </w:r>
+      <w:r>
+        <w:t xml:space="preserve">. Показания счётчика снимаются по прибору с заводским номером </w:t>
+      </w:r>
+      <w:r>
+        <w:t xml:space="preserve">39522331594058701552</w:t>
+      </w:r>
+      <w:r>
+        <w:t xml:space="preserve">.</w:t>
+      </w:r>
+    </w:p>
+    <w:p>
+      <w:r>
+        <w:t xml:space="preserve">3.5. </w:t>
+      </w:r>
+      <w:r>
+        <w:t xml:space="preserve">Счёт на оплату содержит УИН </w:t>
+      </w:r>
+      <w:r>
+        <w:t xml:space="preserve">18209108856867497640</w:t>
+      </w:r>
+      <w:r>
+        <w:t xml:space="preserve">. Счёт-проформа к настоящему Договору имеет номер </w:t>
+      </w:r>
+      <w:r>
+        <w:t xml:space="preserve">77182217263455185585</w:t>
+      </w:r>
+      <w:r>
+        <w:t xml:space="preserve">. Очерёдность списания со счёта определяется статьёй 855 Гражданского кодекса Российской Федерации, код вида дохода — </w:t>
+      </w:r>
+      <w:r>
+        <w:t xml:space="preserve">18210651480151283461</w:t>
+      </w:r>
+      <w:r>
+        <w:t xml:space="preserve">.</w:t>
+      </w:r>
+    </w:p>
+    <w:p>
+      <w:r>
+        <w:t xml:space="preserve">3.6. </w:t>
+      </w:r>
+      <w:r>
+        <w:t xml:space="preserve">ИНН у иностранного контрагента отсутствует, номер в торговом реестре — </w:t>
+      </w:r>
+      <w:r>
+        <w:t xml:space="preserve">8614626710</w:t>
+      </w:r>
+      <w:r>
+        <w:t xml:space="preserve">. ИНН см. в приложении; спецификация № </w:t>
+      </w:r>
+      <w:r>
+        <w:t xml:space="preserve">5727827947</w:t>
+      </w:r>
+      <w:r>
+        <w:t xml:space="preserve">. Постановка на учёт производится по статье 84 Налогового кодекса Российской Федерации, решение № </w:t>
+      </w:r>
+      <w:r>
+        <w:t xml:space="preserve">2692595831</w:t>
+      </w:r>
+      <w:r>
+        <w:t xml:space="preserve">.</w:t>
+      </w:r>
+    </w:p>
+    <w:p>
+      <w:r>
+        <w:t xml:space="preserve">3.7. </w:t>
+      </w:r>
+      <w:r>
+        <w:t xml:space="preserve">Номер партии по системе прослеживаемости — </w:t>
+      </w:r>
+      <w:r>
+        <w:t xml:space="preserve">1943760218</w:t>
+      </w:r>
+      <w:r>
+        <w:t xml:space="preserve">. Доля посторонних включений — не более </w:t>
+      </w:r>
+      <w:r>
+        <w:t xml:space="preserve">0,8 %</w:t>
+      </w:r>
+      <w:r>
+        <w:t xml:space="preserve">. Допустимая погрешность прибора — </w:t>
+      </w:r>
+      <w:r>
+        <w:t xml:space="preserve">0,6 %</w:t>
+      </w:r>
+      <w:r>
+        <w:t xml:space="preserve">. Станок имеет заводской номер </w:t>
+      </w:r>
+      <w:r>
+        <w:t xml:space="preserve">9736243344</w:t>
       </w:r>
       <w:r>
         <w:t xml:space="preserve">.</w:t>
@@ -659,13 +858,13 @@
         <w:t xml:space="preserve">Размер неустойки за нарушение сроков оплаты: </w:t>
       </w:r>
       <w:r>
-        <w:t xml:space="preserve">5 (пять) процентов от стоимости неоплаченных работ</w:t>
+        <w:t xml:space="preserve">7 (семь) процентов от стоимости неоплаченных работ</w:t>
       </w:r>
       <w:r>
         <w:t xml:space="preserve">, но не более </w:t>
       </w:r>
       <w:r>
-        <w:t xml:space="preserve">15 (пятнадцать) процентов от цены Договора</w:t>
+        <w:t xml:space="preserve">7 (семь) процентов от цены Договора</w:t>
       </w:r>
       <w:r>
         <w:t xml:space="preserve">. Предельный размер ответственности: </w:t>
@@ -693,7 +892,7 @@
         <w:t xml:space="preserve">Сторона, для которой создалась невозможность исполнения, обязана уведомить другую Сторону. Срок уведомления — </w:t>
       </w:r>
       <w:r>
-        <w:t xml:space="preserve">в течение 30 банковских дней с момента выставления счета</w:t>
+        <w:t xml:space="preserve">в течение 10 банковских дней с момента выставления счета</w:t>
       </w:r>
       <w:r>
         <w:t xml:space="preserve">.</w:t>
@@ -707,7 +906,125 @@
         <w:t xml:space="preserve">Все споры и разногласия решаются путём переговоров. Претензионный порядок обязателен, срок ответа на претензию — </w:t>
       </w:r>
       <w:r>
-        <w:t xml:space="preserve">не позднее 09.02.2026</w:t>
+        <w:t xml:space="preserve">не позднее 06.05.2026</w:t>
+      </w:r>
+      <w:r>
+        <w:t xml:space="preserve">.</w:t>
+      </w:r>
+    </w:p>
+    <w:p>
+      <w:r>
+        <w:t xml:space="preserve">4.6. </w:t>
+      </w:r>
+      <w:r>
+        <w:t xml:space="preserve">ИНН физического лица не приводится; лицевой счёт — </w:t>
+      </w:r>
+      <w:r>
+        <w:t xml:space="preserve">217556232403</w:t>
+      </w:r>
+      <w:r>
+        <w:t xml:space="preserve">. ИНН приведён в приложении, код позиции </w:t>
+      </w:r>
+      <w:r>
+        <w:t xml:space="preserve">446760341392</w:t>
+      </w:r>
+      <w:r>
+        <w:t xml:space="preserve">. Обработка ИНН ведётся по статье 86 Налогового кодекса Российской Федерации, запрос № </w:t>
+      </w:r>
+      <w:r>
+        <w:t xml:space="preserve">980439518752</w:t>
+      </w:r>
+      <w:r>
+        <w:t xml:space="preserve">.</w:t>
+      </w:r>
+    </w:p>
+    <w:p>
+      <w:r>
+        <w:t xml:space="preserve">4.7. </w:t>
+      </w:r>
+      <w:r>
+        <w:t xml:space="preserve">Товарная накладная на партию имеет номер </w:t>
+      </w:r>
+      <w:r>
+        <w:t xml:space="preserve">347119048444</w:t>
+      </w:r>
+      <w:r>
+        <w:t xml:space="preserve">. Контрольный модуль имеет заводской номер </w:t>
+      </w:r>
+      <w:r>
+        <w:t xml:space="preserve">384027748169</w:t>
+      </w:r>
+      <w:r>
+        <w:t xml:space="preserve">. Уклон монтируемой кровли составляет </w:t>
+      </w:r>
+      <w:r>
+        <w:t xml:space="preserve">2 %</w:t>
+      </w:r>
+      <w:r>
+        <w:t xml:space="preserve">.</w:t>
+      </w:r>
+    </w:p>
+    <w:p>
+      <w:r>
+        <w:t xml:space="preserve">4.8. </w:t>
+      </w:r>
+      <w:r>
+        <w:t xml:space="preserve">Предельная доля иностранного участия по закону — </w:t>
+      </w:r>
+      <w:r>
+        <w:t xml:space="preserve">20 %</w:t>
+      </w:r>
+      <w:r>
+        <w:t xml:space="preserve"> в силу Федерального закона об иностранных инвестициях. В приложении № 3 указана допустимая доля брака — </w:t>
+      </w:r>
+      <w:r>
+        <w:t xml:space="preserve">0,6 %</w:t>
+      </w:r>
+      <w:r>
+        <w:t xml:space="preserve">.</w:t>
+      </w:r>
+    </w:p>
+    <w:p>
+      <w:r>
+        <w:t xml:space="preserve">4.9. </w:t>
+      </w:r>
+      <w:r>
+        <w:t xml:space="preserve">Срок годности товара — </w:t>
+      </w:r>
+      <w:r>
+        <w:t xml:space="preserve">в течение 24 месяцев</w:t>
+      </w:r>
+      <w:r>
+        <w:t xml:space="preserve"> с даты изготовления. Бетонная смесь выдерживается </w:t>
+      </w:r>
+      <w:r>
+        <w:t xml:space="preserve">в течение 24 часов</w:t>
+      </w:r>
+      <w:r>
+        <w:t xml:space="preserve"> при температуре не ниже +5 °C.</w:t>
+      </w:r>
+    </w:p>
+    <w:p>
+      <w:r>
+        <w:t xml:space="preserve">4.10. </w:t>
+      </w:r>
+      <w:r>
+        <w:t xml:space="preserve">Претензии по качеству работ предъявляются </w:t>
+      </w:r>
+      <w:r>
+        <w:t xml:space="preserve">в течение одного года</w:t>
+      </w:r>
+      <w:r>
+        <w:t xml:space="preserve">, как установлено статьёй 725 Гражданского кодекса Российской Федерации. Общество осуществляет деятельность </w:t>
+      </w:r>
+      <w:r>
+        <w:t xml:space="preserve">в течение 9 лет</w:t>
+      </w:r>
+      <w:r>
+        <w:t xml:space="preserve">. Отчётный период оканчивается </w:t>
+      </w:r>
+      <w:r>
+        <w:t xml:space="preserve">не позднее 14.05.2025</w:t>
       </w:r>
       <w:r>
         <w:t xml:space="preserve">.</w:t>
@@ -732,7 +1049,7 @@
         <w:rPr>
           <w:b/>
         </w:rPr>
-        <w:t xml:space="preserve">Три миллиона шестьсот десять тысяч рублей 0</w:t>
+        <w:t xml:space="preserve">Девятьсот сорок шесть тысяч рублей 0</w:t>
       </w:r>
       <w:r>
         <w:t xml:space="preserve">0 копеек</w:t>
@@ -766,10 +1083,10 @@
         <w:rPr>
           <w:b/>
         </w:rPr>
-        <w:t xml:space="preserve">в течение 6</w:t>
-      </w:r>
-      <w:r>
-        <w:t xml:space="preserve">0 рабочих дней с момента заключения контракта</w:t>
+        <w:t xml:space="preserve">в течение 2</w:t>
+      </w:r>
+      <w:r>
+        <w:t xml:space="preserve">0 (Двадцати) дней с момента выставления счета</w:t>
       </w:r>
       <w:r>
         <w:t xml:space="preserve">.</w:t>
@@ -803,7 +1120,7 @@
           </w:tcPr>
           <w:p>
             <w:r>
-              <w:t xml:space="preserve">78/20</w:t>
+              <w:t xml:space="preserve">94/20</w:t>
             </w:r>
           </w:p>
         </w:tc>
@@ -813,7 +1130,7 @@
           </w:tcPr>
           <w:p>
             <w:r>
-              <w:t xml:space="preserve">23-Д</w:t>
+              <w:t xml:space="preserve">24-П</w:t>
             </w:r>
           </w:p>
         </w:tc>
@@ -824,13 +1141,13 @@
         <w:t xml:space="preserve">9.5. Цена по протоколу разногласий: </w:t>
       </w:r>
       <w:r>
-        <w:t xml:space="preserve">3500000</w:t>
+        <w:t xml:space="preserve">6500000</w:t>
       </w:r>
       <w:r>
         <w:t xml:space="preserve">, а прописью: </w:t>
       </w:r>
       <w:r>
-        <w:t xml:space="preserve">три пятьсот тысяч рублей</w:t>
+        <w:t xml:space="preserve">шесть пятьсот тысяч рублей</w:t>
       </w:r>
       <w:r>
         <w:t xml:space="preserve">.</w:t>
@@ -852,7 +1169,7 @@
       </w:r>
       <w:ins w:id="1" w:author="Юрист" w:date="2024-01-01T00:00:00Z">
         <w:r>
-          <w:t xml:space="preserve">не менее 630 000 (Шестисот тридцати тысяч) рублей</w:t>
+          <w:t xml:space="preserve">не менее 21 700 000 (Двадцати одного миллиона семисот тысяч) рублей</w:t>
         </w:r>
       </w:ins>
       <w:ins w:id="2" w:author="Юрист" w:date="2024-01-01T00:00:00Z">
@@ -948,7 +1265,7 @@
               <w:t xml:space="preserve">Адрес регистрации: </w:t>
             </w:r>
             <w:r>
-              <w:t xml:space="preserve">170100, г. Тверь, просп. Победы, д. 17, кв. 43</w:t>
+              <w:t xml:space="preserve">630099, г. Новосибирск, просп. Ленинградская, д. 72, кв. 90</w:t>
             </w:r>
           </w:p>
           <w:p>
@@ -987,7 +1304,7 @@
               <w:t xml:space="preserve">Тел.: </w:t>
             </w:r>
             <w:r>
-              <w:t xml:space="preserve">+7 (812) 312-21-53</w:t>
+              <w:t xml:space="preserve">+7 (812) 218-58-47</w:t>
             </w:r>
           </w:p>
           <w:p>
@@ -995,7 +1312,7 @@
               <w:t xml:space="preserve">E-mail: </w:t>
             </w:r>
             <w:r>
-              <w:t xml:space="preserve">vinogradov@inbox.ru</w:t>
+              <w:t xml:space="preserve">vinogradov@mail.ru</w:t>
             </w:r>
           </w:p>
           <w:p/>
@@ -1038,7 +1355,7 @@
               <w:t xml:space="preserve">Адрес регистрации: </w:t>
             </w:r>
             <w:r>
-              <w:t xml:space="preserve">141300, г. Сергиев Посад, просп. Октябрьская, д. 89, кв. 20</w:t>
+              <w:t xml:space="preserve">141300, г. Сергиев Посад, бул. Лесная, д. 89, кв. 128</w:t>
             </w:r>
           </w:p>
           <w:p>
@@ -1077,7 +1394,7 @@
               <w:t xml:space="preserve">Тел.: </w:t>
             </w:r>
             <w:r>
-              <w:t xml:space="preserve">+7 (495) 958-76-42</w:t>
+              <w:t xml:space="preserve">+7 (495) 409-67-92</w:t>
             </w:r>
           </w:p>
           <w:p>
@@ -1085,7 +1402,7 @@
               <w:t xml:space="preserve">E-mail: </w:t>
             </w:r>
             <w:r>
-              <w:t xml:space="preserve">titova@bk.ru</w:t>
+              <w:t xml:space="preserve">titova@corp-tehno.ru</w:t>
             </w:r>
           </w:p>
           <w:p/>

--- a/tests/corpus_v2/docs/cx_agency_0025.docx
+++ b/tests/corpus_v2/docs/cx_agency_0025.docx
@@ -1209,6 +1209,37 @@
         <w:t xml:space="preserve">.</w:t>
       </w:r>
     </w:p>
+    <w:p>
+      <w:r>
+        <w:rPr>
+          <w:b/>
+        </w:rPr>
+        <w:t xml:space="preserve">6. ОСОБЫЕ УСЛОВИЯ ОТДЕЛЬНЫХ ВИДОВ ДАННЫХ</w:t>
+      </w:r>
+    </w:p>
+    <w:p>
+      <w:r>
+        <w:t xml:space="preserve">6.1. Полномочия представителя подтверждены доверенностью, реестровый номер </w:t>
+      </w:r>
+      <w:r>
+        <w:t xml:space="preserve">16/89-н/16-2024-3-215</w:t>
+      </w:r>
+      <w:r>
+        <w:t xml:space="preserve">.</w:t>
+      </w:r>
+    </w:p>
+    <w:p>
+      <w:r>
+        <w:t xml:space="preserve">6.2. Для сопоставления в учёте указывается: </w:t>
+      </w:r>
+      <w:r>
+        <w:t xml:space="preserve">кадастровый номер 77:01:0004012:2211</w:t>
+      </w:r>
+      <w:r>
+        <w:t xml:space="preserve">.</w:t>
+      </w:r>
+    </w:p>
+    <w:p/>
     <w:p>
       <w:r>
         <w:rPr>

--- a/tests/corpus_v2/docs/cx_agency_0025.docx
+++ b/tests/corpus_v2/docs/cx_agency_0025.docx
@@ -1219,21 +1219,87 @@
     </w:p>
     <w:p>
       <w:r>
-        <w:t xml:space="preserve">6.1. Полномочия представителя подтверждены доверенностью, реестровый номер </w:t>
-      </w:r>
-      <w:r>
-        <w:t xml:space="preserve">16/89-н/16-2024-3-215</w:t>
-      </w:r>
-      <w:r>
-        <w:t xml:space="preserve">.</w:t>
-      </w:r>
-    </w:p>
-    <w:p>
-      <w:r>
-        <w:t xml:space="preserve">6.2. Для сопоставления в учёте указывается: </w:t>
-      </w:r>
-      <w:r>
-        <w:t xml:space="preserve">кадастровый номер 77:01:0004012:2211</w:t>
+        <w:t xml:space="preserve">6.1. Работы выполняются на основании ранее заключённого Договора № </w:t>
+      </w:r>
+      <w:r>
+        <w:t xml:space="preserve">17595/001-сс</w:t>
+      </w:r>
+      <w:r>
+        <w:t xml:space="preserve"> между теми же сторонами.</w:t>
+      </w:r>
+    </w:p>
+    <w:p>
+      <w:r>
+        <w:t xml:space="preserve">6.2. Первичные документы: </w:t>
+      </w:r>
+      <w:r>
+        <w:t xml:space="preserve">счёт-фактура выставлена без ссылки на номер</w:t>
+      </w:r>
+      <w:r>
+        <w:t xml:space="preserve">.</w:t>
+      </w:r>
+    </w:p>
+    <w:p>
+      <w:r>
+        <w:t xml:space="preserve">6.3. Запись о лицензии внесена в реестр за регистрационным номером </w:t>
+      </w:r>
+      <w:r>
+        <w:t xml:space="preserve">144625873</w:t>
+      </w:r>
+      <w:r>
+        <w:t xml:space="preserve">.</w:t>
+      </w:r>
+    </w:p>
+    <w:p>
+      <w:r>
+        <w:t xml:space="preserve">6.4. Внутренний учёт ведётся отдельно: </w:t>
+      </w:r>
+      <w:r>
+        <w:t xml:space="preserve">номер заявки 987654321</w:t>
+      </w:r>
+      <w:r>
+        <w:t xml:space="preserve">.</w:t>
+      </w:r>
+    </w:p>
+    <w:p>
+      <w:r>
+        <w:t xml:space="preserve">6.5. Полномочия представителя подтверждены доверенностью, реестровый номер </w:t>
+      </w:r>
+      <w:r>
+        <w:t xml:space="preserve">50/121-н/50-2023-4-88</w:t>
+      </w:r>
+      <w:r>
+        <w:t xml:space="preserve">.</w:t>
+      </w:r>
+    </w:p>
+    <w:p>
+      <w:r>
+        <w:t xml:space="preserve">6.6. Для сопоставления в учёте указывается: </w:t>
+      </w:r>
+      <w:r>
+        <w:t xml:space="preserve">пп. 4/5-1 и 7/2-3 Правил страхования</w:t>
+      </w:r>
+      <w:r>
+        <w:t xml:space="preserve">.</w:t>
+      </w:r>
+    </w:p>
+    <w:p>
+      <w:r>
+        <w:t xml:space="preserve">6.7. Решение принято большинством в </w:t>
+      </w:r>
+      <w:r>
+        <w:t xml:space="preserve">25,5 % голосов от общего числа</w:t>
+      </w:r>
+      <w:r>
+        <w:t xml:space="preserve"> от общего числа голосов членов совета директоров.</w:t>
+      </w:r>
+    </w:p>
+    <w:p>
+      <w:r>
+        <w:t xml:space="preserve">6.8. Кворум определяется уставом: </w:t>
+      </w:r>
+      <w:r>
+        <w:t xml:space="preserve">большинством голосов присутствующих участников</w:t>
       </w:r>
       <w:r>
         <w:t xml:space="preserve">.</w:t>

--- a/tests/corpus_v2/docs/cx_agency_0025.docx
+++ b/tests/corpus_v2/docs/cx_agency_0025.docx
@@ -1219,10 +1219,32 @@
     </w:p>
     <w:p>
       <w:r>
-        <w:t xml:space="preserve">6.1. Работы выполняются на основании ранее заключённого Договора № </w:t>
-      </w:r>
-      <w:r>
-        <w:t xml:space="preserve">17595/001-сс</w:t>
+        <w:t xml:space="preserve">6.1. Стороны ранее заключили </w:t>
+      </w:r>
+      <w:r>
+        <w:t xml:space="preserve">договор возмездного оказания услуг</w:t>
+      </w:r>
+      <w:r>
+        <w:t xml:space="preserve"> на сопоставимых условиях.</w:t>
+      </w:r>
+    </w:p>
+    <w:p>
+      <w:r>
+        <w:t xml:space="preserve">6.2. Прочие условия: </w:t>
+      </w:r>
+      <w:r>
+        <w:t xml:space="preserve">настоящий Договор вступает в силу с момента подписания</w:t>
+      </w:r>
+      <w:r>
+        <w:t xml:space="preserve">.</w:t>
+      </w:r>
+    </w:p>
+    <w:p>
+      <w:r>
+        <w:t xml:space="preserve">6.3. Работы выполняются на основании ранее заключённого Договора № </w:t>
+      </w:r>
+      <w:r>
+        <w:t xml:space="preserve">118/2024-А</w:t>
       </w:r>
       <w:r>
         <w:t xml:space="preserve"> между теми же сторонами.</w:t>
@@ -1230,29 +1252,73 @@
     </w:p>
     <w:p>
       <w:r>
-        <w:t xml:space="preserve">6.2. Первичные документы: </w:t>
-      </w:r>
-      <w:r>
-        <w:t xml:space="preserve">счёт-фактура выставлена без ссылки на номер</w:t>
-      </w:r>
-      <w:r>
-        <w:t xml:space="preserve">.</w:t>
-      </w:r>
-    </w:p>
-    <w:p>
-      <w:r>
-        <w:t xml:space="preserve">6.3. Запись о лицензии внесена в реестр за регистрационным номером </w:t>
-      </w:r>
-      <w:r>
-        <w:t xml:space="preserve">144625873</w:t>
-      </w:r>
-      <w:r>
-        <w:t xml:space="preserve">.</w:t>
-      </w:r>
-    </w:p>
-    <w:p>
-      <w:r>
-        <w:t xml:space="preserve">6.4. Внутренний учёт ведётся отдельно: </w:t>
+        <w:t xml:space="preserve">6.4. Первичные документы: </w:t>
+      </w:r>
+      <w:r>
+        <w:t xml:space="preserve">лицензия Л035-01298-77/00123456 Рособрнадзора</w:t>
+      </w:r>
+      <w:r>
+        <w:t xml:space="preserve">.</w:t>
+      </w:r>
+    </w:p>
+    <w:p>
+      <w:r>
+        <w:t xml:space="preserve">6.5. Паспорт гражданина Российской Федерации выдан </w:t>
+      </w:r>
+      <w:r>
+        <w:t xml:space="preserve">ТП № 2 ОУФМС России по Московской обл.</w:t>
+      </w:r>
+      <w:r>
+        <w:t xml:space="preserve">, паспорт предъявлен при подписании.</w:t>
+      </w:r>
+    </w:p>
+    <w:p>
+      <w:r>
+        <w:t xml:space="preserve">6.6. Сопутствующие сведения: </w:t>
+      </w:r>
+      <w:r>
+        <w:t xml:space="preserve">заявление подано в ОВД по месту жительства заявителя</w:t>
+      </w:r>
+      <w:r>
+        <w:t xml:space="preserve">.</w:t>
+      </w:r>
+    </w:p>
+    <w:p>
+      <w:r>
+        <w:t xml:space="preserve">6.7. Запись о государственной регистрации внесена регистрирующим органом: </w:t>
+      </w:r>
+      <w:r>
+        <w:t xml:space="preserve">ИФНС России по г. Наро-Фоминску Московской области</w:t>
+      </w:r>
+      <w:r>
+        <w:t xml:space="preserve">.</w:t>
+      </w:r>
+    </w:p>
+    <w:p>
+      <w:r>
+        <w:t xml:space="preserve">6.8. Общие сведения о регистрации: </w:t>
+      </w:r>
+      <w:r>
+        <w:t xml:space="preserve">предприниматель зарегистрирован, запись внесена в ЕГРИП</w:t>
+      </w:r>
+      <w:r>
+        <w:t xml:space="preserve">.</w:t>
+      </w:r>
+    </w:p>
+    <w:p>
+      <w:r>
+        <w:t xml:space="preserve">6.9. Запись о лицензии внесена в реестр за регистрационным номером </w:t>
+      </w:r>
+      <w:r>
+        <w:t xml:space="preserve">268530417</w:t>
+      </w:r>
+      <w:r>
+        <w:t xml:space="preserve">.</w:t>
+      </w:r>
+    </w:p>
+    <w:p>
+      <w:r>
+        <w:t xml:space="preserve">6.10. Внутренний учёт ведётся отдельно: </w:t>
       </w:r>
       <w:r>
         <w:t xml:space="preserve">номер заявки 987654321</w:t>
@@ -1263,32 +1329,32 @@
     </w:p>
     <w:p>
       <w:r>
-        <w:t xml:space="preserve">6.5. Полномочия представителя подтверждены доверенностью, реестровый номер </w:t>
-      </w:r>
-      <w:r>
-        <w:t xml:space="preserve">50/121-н/50-2023-4-88</w:t>
-      </w:r>
-      <w:r>
-        <w:t xml:space="preserve">.</w:t>
-      </w:r>
-    </w:p>
-    <w:p>
-      <w:r>
-        <w:t xml:space="preserve">6.6. Для сопоставления в учёте указывается: </w:t>
-      </w:r>
-      <w:r>
-        <w:t xml:space="preserve">пп. 4/5-1 и 7/2-3 Правил страхования</w:t>
-      </w:r>
-      <w:r>
-        <w:t xml:space="preserve">.</w:t>
-      </w:r>
-    </w:p>
-    <w:p>
-      <w:r>
-        <w:t xml:space="preserve">6.7. Решение принято большинством в </w:t>
-      </w:r>
-      <w:r>
-        <w:t xml:space="preserve">25,5 % голосов от общего числа</w:t>
+        <w:t xml:space="preserve">6.11. Полномочия представителя подтверждены доверенностью, реестровый номер </w:t>
+      </w:r>
+      <w:r>
+        <w:t xml:space="preserve">16/89-н/16-2024-3-215</w:t>
+      </w:r>
+      <w:r>
+        <w:t xml:space="preserve">.</w:t>
+      </w:r>
+    </w:p>
+    <w:p>
+      <w:r>
+        <w:t xml:space="preserve">6.12. Для сопоставления в учёте указывается: </w:t>
+      </w:r>
+      <w:r>
+        <w:t xml:space="preserve">ГОСТ Р 52044-2003</w:t>
+      </w:r>
+      <w:r>
+        <w:t xml:space="preserve">.</w:t>
+      </w:r>
+    </w:p>
+    <w:p>
+      <w:r>
+        <w:t xml:space="preserve">6.13. Решение принято большинством в </w:t>
+      </w:r>
+      <w:r>
+        <w:t xml:space="preserve">75 % голосов</w:t>
       </w:r>
       <w:r>
         <w:t xml:space="preserve"> от общего числа голосов членов совета директоров.</w:t>
@@ -1296,7 +1362,7 @@
     </w:p>
     <w:p>
       <w:r>
-        <w:t xml:space="preserve">6.8. Кворум определяется уставом: </w:t>
+        <w:t xml:space="preserve">6.14. Кворум определяется уставом: </w:t>
       </w:r>
       <w:r>
         <w:t xml:space="preserve">большинством голосов присутствующих участников</w:t>

--- a/tests/corpus_v2/docs/cx_agency_0025.docx
+++ b/tests/corpus_v2/docs/cx_agency_0025.docx
@@ -39,7 +39,7 @@
         <w:t xml:space="preserve">     </w:t>
       </w:r>
       <w:r>
-        <w:t xml:space="preserve">03.10.2024</w:t>
+        <w:t xml:space="preserve">3 октября 2024 года</w:t>
       </w:r>
     </w:p>
     <w:p/>
